--- a/Fase 2/Evidencias grupales/2.4_GuiaEstudiante_Fase 2_DesarrolloProyecto APT.docx
+++ b/Fase 2/Evidencias grupales/2.4_GuiaEstudiante_Fase 2_DesarrolloProyecto APT.docx
@@ -237,7 +237,7 @@
           </mc:Choice>
           <mc:Fallback>
             <w:pict>
-              <v:group w14:anchorId="39581AEC" id="Grupo 27" o:spid="_x0000_s1026" style="position:absolute;margin-left:0;margin-top:.75pt;width:491.25pt;height:123pt;z-index:251659264;mso-position-horizontal:center;mso-position-horizontal-relative:margin;mso-width-relative:margin;mso-height-relative:margin" coordsize="59912,15621" o:gfxdata="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">
+              <v:group w14:anchorId="39581AEC" id="Grupo 27" o:spid="_x0000_s1026" style="position:absolute;margin-left:0;margin-top:.75pt;width:491.25pt;height:123pt;z-index:251659264;mso-position-horizontal:center;mso-position-horizontal-relative:margin;mso-width-relative:margin;mso-height-relative:margin" coordsize="59912,15621" o:gfxdata="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">
                 <v:shapetype id="_x0000_t202" coordsize="21600,21600" o:spt="202" path="m,l,21600r21600,l21600,xe">
                   <v:stroke joinstyle="miter"/>
                   <v:path gradientshapeok="t" o:connecttype="rect"/>
@@ -340,6 +340,7 @@
                           </w:rPr>
                           <w:t xml:space="preserve">Asignatura </w:t>
                         </w:r>
+                        <w:proofErr w:type="spellStart"/>
                         <w:r>
                           <w:rPr>
                             <w:b/>
@@ -349,6 +350,7 @@
                           </w:rPr>
                           <w:t>Capstone</w:t>
                         </w:r>
+                        <w:proofErr w:type="spellEnd"/>
                       </w:p>
                     </w:txbxContent>
                   </v:textbox>
@@ -553,18 +555,6 @@
         </w:rPr>
       </w:pPr>
     </w:p>
-    <w:p>
-      <w:pPr>
-        <w:spacing w:after="0" w:line="240" w:lineRule="auto"/>
-        <w:rPr>
-          <w:rFonts w:cs="Calibri Light"/>
-          <w:color w:val="595959" w:themeColor="text1" w:themeTint="A6"/>
-          <w:sz w:val="24"/>
-          <w:szCs w:val="24"/>
-          <w:lang w:val="es-ES"/>
-        </w:rPr>
-      </w:pPr>
-    </w:p>
     <w:tbl>
       <w:tblPr>
         <w:tblStyle w:val="Tablaconcuadrcula"/>
@@ -797,6 +787,40 @@
           </w:p>
           <w:p>
             <w:pPr>
+              <w:jc w:val="both"/>
+              <w:rPr>
+                <w:rFonts w:ascii="Calibri" w:hAnsi="Calibri" w:cs="Arial"/>
+                <w:iCs/>
+                <w:sz w:val="20"/>
+                <w:szCs w:val="20"/>
+                <w:lang w:eastAsia="es-CL"/>
+              </w:rPr>
+            </w:pPr>
+            <w:r>
+              <w:rPr>
+                <w:rFonts w:ascii="Calibri" w:hAnsi="Calibri" w:cs="Arial"/>
+                <w:iCs/>
+                <w:sz w:val="20"/>
+                <w:szCs w:val="20"/>
+                <w:lang w:eastAsia="es-CL"/>
+              </w:rPr>
+              <w:t>El avance de proyecto se centra el levantamiento del diseño, la creación de las funcionalidades del aplicativo y la integración de la pasarla de pagos Transbank.</w:t>
+            </w:r>
+          </w:p>
+          <w:p>
+            <w:pPr>
+              <w:jc w:val="both"/>
+              <w:rPr>
+                <w:rFonts w:ascii="Calibri" w:hAnsi="Calibri" w:cs="Arial"/>
+                <w:iCs/>
+                <w:sz w:val="20"/>
+                <w:szCs w:val="20"/>
+                <w:lang w:eastAsia="es-CL"/>
+              </w:rPr>
+            </w:pPr>
+          </w:p>
+          <w:p>
+            <w:pPr>
               <w:rPr>
                 <w:rFonts w:ascii="Calibri" w:hAnsi="Calibri" w:cs="Arial"/>
                 <w:iCs/>
@@ -844,9 +868,8 @@
               <w:jc w:val="both"/>
               <w:rPr>
                 <w:rFonts w:ascii="Calibri" w:hAnsi="Calibri" w:cs="Arial"/>
-                <w:b/>
-                <w:i/>
-                <w:color w:val="548DD4"/>
+                <w:bCs/>
+                <w:iCs/>
                 <w:sz w:val="20"/>
                 <w:szCs w:val="20"/>
                 <w:lang w:eastAsia="es-CL"/>
@@ -855,14 +878,226 @@
             <w:r>
               <w:rPr>
                 <w:rFonts w:ascii="Calibri" w:hAnsi="Calibri" w:cs="Arial"/>
-                <w:i/>
-                <w:color w:val="548DD4"/>
-                <w:sz w:val="20"/>
-                <w:szCs w:val="20"/>
-                <w:lang w:eastAsia="es-CL"/>
-              </w:rPr>
-              <w:t>Opcional en caso de ajuste</w:t>
-            </w:r>
+                <w:bCs/>
+                <w:iCs/>
+                <w:sz w:val="20"/>
+                <w:szCs w:val="20"/>
+                <w:lang w:eastAsia="es-CL"/>
+              </w:rPr>
+              <w:t xml:space="preserve">Los objetivos definidos previamente fueron los </w:t>
+            </w:r>
+            <w:proofErr w:type="gramStart"/>
+            <w:r>
+              <w:rPr>
+                <w:rFonts w:ascii="Calibri" w:hAnsi="Calibri" w:cs="Arial"/>
+                <w:bCs/>
+                <w:iCs/>
+                <w:sz w:val="20"/>
+                <w:szCs w:val="20"/>
+                <w:lang w:eastAsia="es-CL"/>
+              </w:rPr>
+              <w:t>siguientes :</w:t>
+            </w:r>
+            <w:proofErr w:type="gramEnd"/>
+            <w:r>
+              <w:rPr>
+                <w:rFonts w:ascii="Calibri" w:hAnsi="Calibri" w:cs="Arial"/>
+                <w:bCs/>
+                <w:iCs/>
+                <w:sz w:val="20"/>
+                <w:szCs w:val="20"/>
+                <w:lang w:eastAsia="es-CL"/>
+              </w:rPr>
+              <w:t xml:space="preserve"> </w:t>
+            </w:r>
+          </w:p>
+          <w:p>
+            <w:pPr>
+              <w:pStyle w:val="Prrafodelista"/>
+              <w:numPr>
+                <w:ilvl w:val="0"/>
+                <w:numId w:val="2"/>
+              </w:numPr>
+              <w:jc w:val="both"/>
+              <w:rPr>
+                <w:rFonts w:ascii="Calibri" w:hAnsi="Calibri" w:cs="Arial"/>
+                <w:bCs/>
+                <w:iCs/>
+                <w:sz w:val="20"/>
+                <w:szCs w:val="20"/>
+                <w:lang w:eastAsia="es-CL"/>
+              </w:rPr>
+            </w:pPr>
+            <w:r>
+              <w:rPr>
+                <w:rFonts w:ascii="Calibri" w:hAnsi="Calibri" w:cs="Arial"/>
+                <w:bCs/>
+                <w:iCs/>
+                <w:sz w:val="20"/>
+                <w:szCs w:val="20"/>
+                <w:lang w:eastAsia="es-CL"/>
+              </w:rPr>
+              <w:t xml:space="preserve">Definición del Diseño y estructura de la aplicación web </w:t>
+            </w:r>
+          </w:p>
+          <w:p>
+            <w:pPr>
+              <w:pStyle w:val="Prrafodelista"/>
+              <w:numPr>
+                <w:ilvl w:val="0"/>
+                <w:numId w:val="2"/>
+              </w:numPr>
+              <w:jc w:val="both"/>
+              <w:rPr>
+                <w:rFonts w:ascii="Calibri" w:hAnsi="Calibri" w:cs="Arial"/>
+                <w:bCs/>
+                <w:iCs/>
+                <w:sz w:val="20"/>
+                <w:szCs w:val="20"/>
+                <w:lang w:eastAsia="es-CL"/>
+              </w:rPr>
+            </w:pPr>
+            <w:r>
+              <w:rPr>
+                <w:rFonts w:ascii="Calibri" w:hAnsi="Calibri" w:cs="Arial"/>
+                <w:bCs/>
+                <w:iCs/>
+                <w:sz w:val="20"/>
+                <w:szCs w:val="20"/>
+                <w:lang w:eastAsia="es-CL"/>
+              </w:rPr>
+              <w:t xml:space="preserve">Definición de las funcionalidades del sistema </w:t>
+            </w:r>
+          </w:p>
+          <w:p>
+            <w:pPr>
+              <w:pStyle w:val="Prrafodelista"/>
+              <w:numPr>
+                <w:ilvl w:val="0"/>
+                <w:numId w:val="2"/>
+              </w:numPr>
+              <w:jc w:val="both"/>
+              <w:rPr>
+                <w:rFonts w:ascii="Calibri" w:hAnsi="Calibri" w:cs="Arial"/>
+                <w:bCs/>
+                <w:iCs/>
+                <w:sz w:val="20"/>
+                <w:szCs w:val="20"/>
+                <w:lang w:eastAsia="es-CL"/>
+              </w:rPr>
+            </w:pPr>
+            <w:r>
+              <w:rPr>
+                <w:rFonts w:ascii="Calibri" w:hAnsi="Calibri" w:cs="Arial"/>
+                <w:bCs/>
+                <w:iCs/>
+                <w:sz w:val="20"/>
+                <w:szCs w:val="20"/>
+                <w:lang w:eastAsia="es-CL"/>
+              </w:rPr>
+              <w:t xml:space="preserve">Definición de la plataforma de pago </w:t>
+            </w:r>
+          </w:p>
+          <w:p>
+            <w:pPr>
+              <w:pStyle w:val="Prrafodelista"/>
+              <w:numPr>
+                <w:ilvl w:val="0"/>
+                <w:numId w:val="2"/>
+              </w:numPr>
+              <w:jc w:val="both"/>
+              <w:rPr>
+                <w:rFonts w:ascii="Calibri" w:hAnsi="Calibri" w:cs="Arial"/>
+                <w:bCs/>
+                <w:iCs/>
+                <w:sz w:val="20"/>
+                <w:szCs w:val="20"/>
+                <w:lang w:eastAsia="es-CL"/>
+              </w:rPr>
+            </w:pPr>
+            <w:r>
+              <w:rPr>
+                <w:rFonts w:ascii="Calibri" w:hAnsi="Calibri" w:cs="Arial"/>
+                <w:bCs/>
+                <w:iCs/>
+                <w:sz w:val="20"/>
+                <w:szCs w:val="20"/>
+                <w:lang w:eastAsia="es-CL"/>
+              </w:rPr>
+              <w:t xml:space="preserve">Integración de la plataforma de pago </w:t>
+            </w:r>
+          </w:p>
+          <w:p>
+            <w:pPr>
+              <w:pStyle w:val="Prrafodelista"/>
+              <w:numPr>
+                <w:ilvl w:val="0"/>
+                <w:numId w:val="2"/>
+              </w:numPr>
+              <w:jc w:val="both"/>
+              <w:rPr>
+                <w:rFonts w:ascii="Calibri" w:hAnsi="Calibri" w:cs="Arial"/>
+                <w:bCs/>
+                <w:iCs/>
+                <w:sz w:val="20"/>
+                <w:szCs w:val="20"/>
+                <w:lang w:eastAsia="es-CL"/>
+              </w:rPr>
+            </w:pPr>
+            <w:r>
+              <w:rPr>
+                <w:rFonts w:ascii="Calibri" w:hAnsi="Calibri" w:cs="Arial"/>
+                <w:bCs/>
+                <w:iCs/>
+                <w:sz w:val="20"/>
+                <w:szCs w:val="20"/>
+                <w:lang w:eastAsia="es-CL"/>
+              </w:rPr>
+              <w:t xml:space="preserve">Integración del diseño </w:t>
+            </w:r>
+          </w:p>
+          <w:p>
+            <w:pPr>
+              <w:pStyle w:val="Prrafodelista"/>
+              <w:numPr>
+                <w:ilvl w:val="0"/>
+                <w:numId w:val="2"/>
+              </w:numPr>
+              <w:jc w:val="both"/>
+              <w:rPr>
+                <w:rFonts w:ascii="Calibri" w:hAnsi="Calibri" w:cs="Arial"/>
+                <w:bCs/>
+                <w:iCs/>
+                <w:sz w:val="20"/>
+                <w:szCs w:val="20"/>
+                <w:lang w:eastAsia="es-CL"/>
+              </w:rPr>
+            </w:pPr>
+            <w:r>
+              <w:rPr>
+                <w:rFonts w:ascii="Calibri" w:hAnsi="Calibri" w:cs="Arial"/>
+                <w:bCs/>
+                <w:iCs/>
+                <w:sz w:val="20"/>
+                <w:szCs w:val="20"/>
+                <w:lang w:eastAsia="es-CL"/>
+              </w:rPr>
+              <w:t xml:space="preserve">Integración de los requisitos funcionales </w:t>
+            </w:r>
+          </w:p>
+          <w:p>
+            <w:pPr>
+              <w:pStyle w:val="Prrafodelista"/>
+              <w:jc w:val="both"/>
+              <w:rPr>
+                <w:rFonts w:ascii="Calibri" w:hAnsi="Calibri" w:cs="Arial"/>
+                <w:bCs/>
+                <w:iCs/>
+                <w:sz w:val="20"/>
+                <w:szCs w:val="20"/>
+                <w:lang w:eastAsia="es-CL"/>
+              </w:rPr>
+            </w:pPr>
           </w:p>
         </w:tc>
       </w:tr>
@@ -901,7 +1136,7 @@
               <w:jc w:val="both"/>
               <w:rPr>
                 <w:rFonts w:ascii="Calibri" w:hAnsi="Calibri" w:cs="Arial"/>
-                <w:i/>
+                <w:iCs/>
                 <w:color w:val="548DD4"/>
                 <w:sz w:val="20"/>
                 <w:szCs w:val="20"/>
@@ -911,13 +1146,12 @@
             <w:r>
               <w:rPr>
                 <w:rFonts w:ascii="Calibri" w:hAnsi="Calibri" w:cs="Arial"/>
-                <w:i/>
-                <w:color w:val="548DD4"/>
-                <w:sz w:val="20"/>
-                <w:szCs w:val="20"/>
-                <w:lang w:eastAsia="es-CL"/>
-              </w:rPr>
-              <w:t>Opcional en caso de ajuste</w:t>
+                <w:iCs/>
+                <w:sz w:val="20"/>
+                <w:szCs w:val="20"/>
+                <w:lang w:eastAsia="es-CL"/>
+              </w:rPr>
+              <w:t>Este proyecto se esta desarrollando bajo la metodología tradicional Cascada, debido a que esta es la que más ajusta a las necesidades y al flujo de tareas especificadas y definidas para esta entrega.</w:t>
             </w:r>
           </w:p>
         </w:tc>
@@ -943,6 +1177,7 @@
                 <w:rFonts w:ascii="Calibri" w:hAnsi="Calibri"/>
                 <w:color w:val="1F3864" w:themeColor="accent1" w:themeShade="80"/>
               </w:rPr>
+              <w:lastRenderedPageBreak/>
               <w:t>Evidencias de avance</w:t>
             </w:r>
           </w:p>
@@ -1341,7 +1576,7 @@
         <w:tblLook w:val="04A0" w:firstRow="1" w:lastRow="0" w:firstColumn="1" w:lastColumn="0" w:noHBand="0" w:noVBand="1"/>
       </w:tblPr>
       <w:tblGrid>
-        <w:gridCol w:w="9640"/>
+        <w:gridCol w:w="10002"/>
       </w:tblGrid>
       <w:tr>
         <w:trPr>
@@ -1352,6 +1587,890 @@
             <w:tcW w:w="9640" w:type="dxa"/>
             <w:vAlign w:val="center"/>
           </w:tcPr>
+          <w:tbl>
+            <w:tblPr>
+              <w:tblStyle w:val="Tablaconcuadrcula"/>
+              <w:tblpPr w:leftFromText="180" w:rightFromText="180" w:vertAnchor="page" w:horzAnchor="margin" w:tblpY="1"/>
+              <w:tblW w:w="9776" w:type="dxa"/>
+              <w:tblBorders>
+                <w:top w:val="single" w:sz="4" w:space="0" w:color="BFBFBF" w:themeColor="background1" w:themeShade="BF"/>
+                <w:left w:val="single" w:sz="4" w:space="0" w:color="BFBFBF" w:themeColor="background1" w:themeShade="BF"/>
+                <w:bottom w:val="single" w:sz="4" w:space="0" w:color="BFBFBF" w:themeColor="background1" w:themeShade="BF"/>
+                <w:right w:val="single" w:sz="4" w:space="0" w:color="BFBFBF" w:themeColor="background1" w:themeShade="BF"/>
+                <w:insideH w:val="single" w:sz="4" w:space="0" w:color="BFBFBF" w:themeColor="background1" w:themeShade="BF"/>
+                <w:insideV w:val="single" w:sz="4" w:space="0" w:color="BFBFBF" w:themeColor="background1" w:themeShade="BF"/>
+              </w:tblBorders>
+              <w:tblLayout w:type="fixed"/>
+              <w:tblLook w:val="04A0" w:firstRow="1" w:lastRow="0" w:firstColumn="1" w:lastColumn="0" w:noHBand="0" w:noVBand="1"/>
+            </w:tblPr>
+            <w:tblGrid>
+              <w:gridCol w:w="1277"/>
+              <w:gridCol w:w="1065"/>
+              <w:gridCol w:w="1146"/>
+              <w:gridCol w:w="1085"/>
+              <w:gridCol w:w="1234"/>
+              <w:gridCol w:w="1287"/>
+              <w:gridCol w:w="1283"/>
+              <w:gridCol w:w="1399"/>
+            </w:tblGrid>
+            <w:tr>
+              <w:trPr>
+                <w:trHeight w:val="415"/>
+              </w:trPr>
+              <w:tc>
+                <w:tcPr>
+                  <w:tcW w:w="9776" w:type="dxa"/>
+                  <w:gridSpan w:val="8"/>
+                  <w:vAlign w:val="center"/>
+                </w:tcPr>
+                <w:p>
+                  <w:pPr>
+                    <w:jc w:val="center"/>
+                    <w:rPr>
+                      <w:rFonts w:ascii="Calibri" w:hAnsi="Calibri"/>
+                      <w:color w:val="1F3864" w:themeColor="accent1" w:themeShade="80"/>
+                      <w:sz w:val="18"/>
+                    </w:rPr>
+                  </w:pPr>
+                  <w:r>
+                    <w:rPr>
+                      <w:rFonts w:ascii="Calibri" w:hAnsi="Calibri"/>
+                      <w:color w:val="1F3864" w:themeColor="accent1" w:themeShade="80"/>
+                      <w:sz w:val="18"/>
+                    </w:rPr>
+                    <w:t>Plan de Trabajo</w:t>
+                  </w:r>
+                </w:p>
+              </w:tc>
+            </w:tr>
+            <w:tr>
+              <w:trPr>
+                <w:trHeight w:val="711"/>
+              </w:trPr>
+              <w:tc>
+                <w:tcPr>
+                  <w:tcW w:w="1277" w:type="dxa"/>
+                  <w:vAlign w:val="center"/>
+                </w:tcPr>
+                <w:p>
+                  <w:pPr>
+                    <w:jc w:val="center"/>
+                    <w:rPr>
+                      <w:rFonts w:ascii="Calibri" w:hAnsi="Calibri"/>
+                      <w:color w:val="1F3864" w:themeColor="accent1" w:themeShade="80"/>
+                      <w:sz w:val="18"/>
+                    </w:rPr>
+                  </w:pPr>
+                  <w:r>
+                    <w:rPr>
+                      <w:rFonts w:ascii="Calibri" w:hAnsi="Calibri"/>
+                      <w:color w:val="1F3864" w:themeColor="accent1" w:themeShade="80"/>
+                      <w:sz w:val="18"/>
+                    </w:rPr>
+                    <w:t>C</w:t>
+                  </w:r>
+                  <w:r>
+                    <w:rPr>
+                      <w:rFonts w:ascii="Calibri" w:hAnsi="Calibri"/>
+                      <w:color w:val="1F3864" w:themeColor="accent1" w:themeShade="80"/>
+                      <w:sz w:val="18"/>
+                    </w:rPr>
+                    <w:t>ompetencia</w:t>
+                  </w:r>
+                  <w:r>
+                    <w:rPr>
+                      <w:rFonts w:ascii="Calibri" w:hAnsi="Calibri"/>
+                      <w:color w:val="1F3864" w:themeColor="accent1" w:themeShade="80"/>
+                      <w:sz w:val="18"/>
+                    </w:rPr>
+                    <w:t xml:space="preserve"> o unidades de competencias</w:t>
+                  </w:r>
+                </w:p>
+              </w:tc>
+              <w:tc>
+                <w:tcPr>
+                  <w:tcW w:w="1065" w:type="dxa"/>
+                  <w:vAlign w:val="center"/>
+                </w:tcPr>
+                <w:p>
+                  <w:pPr>
+                    <w:jc w:val="center"/>
+                    <w:rPr>
+                      <w:rFonts w:ascii="Calibri" w:hAnsi="Calibri"/>
+                      <w:color w:val="1F3864" w:themeColor="accent1" w:themeShade="80"/>
+                      <w:sz w:val="18"/>
+                    </w:rPr>
+                  </w:pPr>
+                  <w:r>
+                    <w:rPr>
+                      <w:rFonts w:ascii="Calibri" w:hAnsi="Calibri"/>
+                      <w:color w:val="1F3864" w:themeColor="accent1" w:themeShade="80"/>
+                      <w:sz w:val="18"/>
+                    </w:rPr>
+                    <w:t>Actividades</w:t>
+                  </w:r>
+                </w:p>
+              </w:tc>
+              <w:tc>
+                <w:tcPr>
+                  <w:tcW w:w="1146" w:type="dxa"/>
+                  <w:vAlign w:val="center"/>
+                </w:tcPr>
+                <w:p>
+                  <w:pPr>
+                    <w:jc w:val="center"/>
+                    <w:rPr>
+                      <w:rFonts w:ascii="Calibri" w:hAnsi="Calibri"/>
+                      <w:color w:val="1F3864" w:themeColor="accent1" w:themeShade="80"/>
+                      <w:sz w:val="18"/>
+                    </w:rPr>
+                  </w:pPr>
+                  <w:r>
+                    <w:rPr>
+                      <w:rFonts w:ascii="Calibri" w:hAnsi="Calibri"/>
+                      <w:color w:val="1F3864" w:themeColor="accent1" w:themeShade="80"/>
+                      <w:sz w:val="18"/>
+                    </w:rPr>
+                    <w:t>Recursos</w:t>
+                  </w:r>
+                </w:p>
+              </w:tc>
+              <w:tc>
+                <w:tcPr>
+                  <w:tcW w:w="1085" w:type="dxa"/>
+                  <w:vAlign w:val="center"/>
+                </w:tcPr>
+                <w:p>
+                  <w:pPr>
+                    <w:jc w:val="center"/>
+                    <w:rPr>
+                      <w:rFonts w:ascii="Calibri" w:hAnsi="Calibri"/>
+                      <w:color w:val="1F3864" w:themeColor="accent1" w:themeShade="80"/>
+                      <w:sz w:val="18"/>
+                    </w:rPr>
+                  </w:pPr>
+                  <w:r>
+                    <w:rPr>
+                      <w:rFonts w:ascii="Calibri" w:hAnsi="Calibri"/>
+                      <w:color w:val="1F3864" w:themeColor="accent1" w:themeShade="80"/>
+                      <w:sz w:val="18"/>
+                    </w:rPr>
+                    <w:t>Duración de la actividad</w:t>
+                  </w:r>
+                </w:p>
+              </w:tc>
+              <w:tc>
+                <w:tcPr>
+                  <w:tcW w:w="1234" w:type="dxa"/>
+                  <w:vAlign w:val="center"/>
+                </w:tcPr>
+                <w:p>
+                  <w:pPr>
+                    <w:jc w:val="center"/>
+                    <w:rPr>
+                      <w:rFonts w:ascii="Calibri" w:hAnsi="Calibri"/>
+                      <w:color w:val="1F3864" w:themeColor="accent1" w:themeShade="80"/>
+                      <w:sz w:val="18"/>
+                    </w:rPr>
+                  </w:pPr>
+                  <w:r>
+                    <w:rPr>
+                      <w:rFonts w:ascii="Calibri" w:hAnsi="Calibri"/>
+                      <w:color w:val="1F3864" w:themeColor="accent1" w:themeShade="80"/>
+                      <w:sz w:val="18"/>
+                    </w:rPr>
+                    <w:t>Responsable</w:t>
+                  </w:r>
+                  <w:r>
+                    <w:rPr>
+                      <w:rStyle w:val="Refdenotaalpie"/>
+                      <w:rFonts w:ascii="Calibri" w:hAnsi="Calibri"/>
+                      <w:color w:val="1F3864" w:themeColor="accent1" w:themeShade="80"/>
+                      <w:sz w:val="18"/>
+                    </w:rPr>
+                    <w:footnoteReference w:id="1"/>
+                  </w:r>
+                </w:p>
+              </w:tc>
+              <w:tc>
+                <w:tcPr>
+                  <w:tcW w:w="1287" w:type="dxa"/>
+                  <w:vAlign w:val="center"/>
+                </w:tcPr>
+                <w:p>
+                  <w:pPr>
+                    <w:jc w:val="center"/>
+                    <w:rPr>
+                      <w:rFonts w:ascii="Calibri" w:hAnsi="Calibri"/>
+                      <w:color w:val="1F3864" w:themeColor="accent1" w:themeShade="80"/>
+                      <w:sz w:val="18"/>
+                    </w:rPr>
+                  </w:pPr>
+                  <w:r>
+                    <w:rPr>
+                      <w:rFonts w:ascii="Calibri" w:hAnsi="Calibri"/>
+                      <w:color w:val="1F3864" w:themeColor="accent1" w:themeShade="80"/>
+                      <w:sz w:val="18"/>
+                    </w:rPr>
+                    <w:t>Observaciones</w:t>
+                  </w:r>
+                </w:p>
+              </w:tc>
+              <w:tc>
+                <w:tcPr>
+                  <w:tcW w:w="1283" w:type="dxa"/>
+                  <w:vAlign w:val="center"/>
+                </w:tcPr>
+                <w:p>
+                  <w:pPr>
+                    <w:jc w:val="center"/>
+                    <w:rPr>
+                      <w:rFonts w:ascii="Calibri" w:hAnsi="Calibri"/>
+                      <w:color w:val="1F3864" w:themeColor="accent1" w:themeShade="80"/>
+                      <w:sz w:val="18"/>
+                    </w:rPr>
+                  </w:pPr>
+                  <w:r>
+                    <w:rPr>
+                      <w:rFonts w:ascii="Calibri" w:hAnsi="Calibri"/>
+                      <w:color w:val="1F3864" w:themeColor="accent1" w:themeShade="80"/>
+                      <w:sz w:val="18"/>
+                    </w:rPr>
+                    <w:t>Estado de avance</w:t>
+                  </w:r>
+                </w:p>
+              </w:tc>
+              <w:tc>
+                <w:tcPr>
+                  <w:tcW w:w="1399" w:type="dxa"/>
+                  <w:vAlign w:val="center"/>
+                </w:tcPr>
+                <w:p>
+                  <w:pPr>
+                    <w:jc w:val="center"/>
+                    <w:rPr>
+                      <w:rFonts w:ascii="Calibri" w:hAnsi="Calibri"/>
+                      <w:color w:val="1F3864" w:themeColor="accent1" w:themeShade="80"/>
+                      <w:sz w:val="18"/>
+                    </w:rPr>
+                  </w:pPr>
+                  <w:r>
+                    <w:rPr>
+                      <w:rFonts w:ascii="Calibri" w:hAnsi="Calibri"/>
+                      <w:color w:val="1F3864" w:themeColor="accent1" w:themeShade="80"/>
+                      <w:sz w:val="18"/>
+                    </w:rPr>
+                    <w:t>A</w:t>
+                  </w:r>
+                  <w:r>
+                    <w:rPr>
+                      <w:rFonts w:ascii="Calibri" w:hAnsi="Calibri"/>
+                      <w:color w:val="1F3864" w:themeColor="accent1" w:themeShade="80"/>
+                      <w:sz w:val="18"/>
+                    </w:rPr>
+                    <w:t>justes</w:t>
+                  </w:r>
+                </w:p>
+              </w:tc>
+            </w:tr>
+            <w:tr>
+              <w:trPr>
+                <w:trHeight w:val="2410"/>
+              </w:trPr>
+              <w:tc>
+                <w:tcPr>
+                  <w:tcW w:w="1277" w:type="dxa"/>
+                </w:tcPr>
+                <w:p>
+                  <w:pPr>
+                    <w:jc w:val="both"/>
+                    <w:rPr>
+                      <w:b/>
+                      <w:sz w:val="18"/>
+                      <w:szCs w:val="24"/>
+                    </w:rPr>
+                  </w:pPr>
+                  <w:r>
+                    <w:rPr>
+                      <w:rFonts w:ascii="Calibri" w:hAnsi="Calibri" w:cs="Arial"/>
+                      <w:i/>
+                      <w:color w:val="548DD4"/>
+                      <w:sz w:val="18"/>
+                      <w:szCs w:val="20"/>
+                      <w:lang w:eastAsia="es-CL"/>
+                    </w:rPr>
+                    <w:t xml:space="preserve">Nombra las competencias o unidades de competencias </w:t>
+                  </w:r>
+                  <w:r>
+                    <w:rPr>
+                      <w:rFonts w:ascii="Calibri" w:hAnsi="Calibri" w:cs="Arial"/>
+                      <w:i/>
+                      <w:color w:val="548DD4"/>
+                      <w:sz w:val="18"/>
+                      <w:szCs w:val="20"/>
+                      <w:lang w:eastAsia="es-CL"/>
+                    </w:rPr>
+                    <w:t xml:space="preserve">que se relacionan con las diferentes actividades </w:t>
+                  </w:r>
+                  <w:r>
+                    <w:rPr>
+                      <w:rFonts w:ascii="Calibri" w:hAnsi="Calibri" w:cs="Arial"/>
+                      <w:i/>
+                      <w:color w:val="548DD4"/>
+                      <w:sz w:val="18"/>
+                      <w:szCs w:val="20"/>
+                      <w:lang w:eastAsia="es-CL"/>
+                    </w:rPr>
+                    <w:t>requeridas para el desarrollo de</w:t>
+                  </w:r>
+                  <w:r>
+                    <w:rPr>
+                      <w:rFonts w:ascii="Calibri" w:hAnsi="Calibri" w:cs="Arial"/>
+                      <w:i/>
+                      <w:color w:val="548DD4"/>
+                      <w:sz w:val="18"/>
+                      <w:szCs w:val="20"/>
+                      <w:lang w:eastAsia="es-CL"/>
+                    </w:rPr>
+                    <w:t>l proyecto APT</w:t>
+                  </w:r>
+                  <w:r>
+                    <w:rPr>
+                      <w:rFonts w:ascii="Calibri" w:hAnsi="Calibri" w:cs="Arial"/>
+                      <w:i/>
+                      <w:color w:val="548DD4"/>
+                      <w:sz w:val="18"/>
+                      <w:szCs w:val="20"/>
+                      <w:lang w:eastAsia="es-CL"/>
+                    </w:rPr>
+                    <w:t>.</w:t>
+                  </w:r>
+                </w:p>
+              </w:tc>
+              <w:tc>
+                <w:tcPr>
+                  <w:tcW w:w="1065" w:type="dxa"/>
+                </w:tcPr>
+                <w:p>
+                  <w:pPr>
+                    <w:jc w:val="both"/>
+                    <w:rPr>
+                      <w:rFonts w:ascii="Calibri" w:hAnsi="Calibri" w:cs="Arial"/>
+                      <w:i/>
+                      <w:color w:val="548DD4"/>
+                      <w:sz w:val="18"/>
+                      <w:szCs w:val="20"/>
+                      <w:lang w:eastAsia="es-CL"/>
+                    </w:rPr>
+                  </w:pPr>
+                  <w:r>
+                    <w:rPr>
+                      <w:rFonts w:ascii="Calibri" w:hAnsi="Calibri" w:cs="Arial"/>
+                      <w:i/>
+                      <w:color w:val="548DD4"/>
+                      <w:sz w:val="18"/>
+                      <w:szCs w:val="20"/>
+                      <w:lang w:eastAsia="es-CL"/>
+                    </w:rPr>
+                    <w:t>Nombra</w:t>
+                  </w:r>
+                  <w:r>
+                    <w:rPr>
+                      <w:rFonts w:ascii="Calibri" w:hAnsi="Calibri" w:cs="Arial"/>
+                      <w:i/>
+                      <w:color w:val="548DD4"/>
+                      <w:sz w:val="18"/>
+                      <w:szCs w:val="20"/>
+                      <w:lang w:eastAsia="es-CL"/>
+                    </w:rPr>
+                    <w:t xml:space="preserve"> la</w:t>
+                  </w:r>
+                  <w:r>
+                    <w:rPr>
+                      <w:rFonts w:ascii="Calibri" w:hAnsi="Calibri" w:cs="Arial"/>
+                      <w:i/>
+                      <w:color w:val="548DD4"/>
+                      <w:sz w:val="18"/>
+                      <w:szCs w:val="20"/>
+                      <w:lang w:eastAsia="es-CL"/>
+                    </w:rPr>
+                    <w:t>s</w:t>
+                  </w:r>
+                  <w:r>
+                    <w:rPr>
+                      <w:rFonts w:ascii="Calibri" w:hAnsi="Calibri" w:cs="Arial"/>
+                      <w:i/>
+                      <w:color w:val="548DD4"/>
+                      <w:sz w:val="18"/>
+                      <w:szCs w:val="20"/>
+                      <w:lang w:eastAsia="es-CL"/>
+                    </w:rPr>
+                    <w:t xml:space="preserve"> </w:t>
+                  </w:r>
+                  <w:r>
+                    <w:rPr>
+                      <w:rFonts w:ascii="Calibri" w:hAnsi="Calibri" w:cs="Arial"/>
+                      <w:i/>
+                      <w:color w:val="548DD4"/>
+                      <w:sz w:val="18"/>
+                      <w:szCs w:val="20"/>
+                      <w:lang w:eastAsia="es-CL"/>
+                    </w:rPr>
+                    <w:t xml:space="preserve">actividades que se necesitan para desarrollar el proyecto APT. </w:t>
+                  </w:r>
+                </w:p>
+              </w:tc>
+              <w:tc>
+                <w:tcPr>
+                  <w:tcW w:w="1146" w:type="dxa"/>
+                </w:tcPr>
+                <w:p>
+                  <w:pPr>
+                    <w:jc w:val="both"/>
+                    <w:rPr>
+                      <w:b/>
+                      <w:sz w:val="18"/>
+                      <w:szCs w:val="24"/>
+                    </w:rPr>
+                  </w:pPr>
+                  <w:r>
+                    <w:rPr>
+                      <w:rFonts w:ascii="Calibri" w:hAnsi="Calibri" w:cs="Arial"/>
+                      <w:i/>
+                      <w:color w:val="548DD4"/>
+                      <w:sz w:val="18"/>
+                      <w:szCs w:val="20"/>
+                      <w:lang w:eastAsia="es-CL"/>
+                    </w:rPr>
+                    <w:t>Nombra los recursos necesarios para llevar a cabo las actividades</w:t>
+                  </w:r>
+                  <w:r>
+                    <w:rPr>
+                      <w:rFonts w:ascii="Calibri" w:hAnsi="Calibri" w:cs="Arial"/>
+                      <w:i/>
+                      <w:color w:val="548DD4"/>
+                      <w:sz w:val="18"/>
+                      <w:szCs w:val="20"/>
+                      <w:lang w:eastAsia="es-CL"/>
+                    </w:rPr>
+                    <w:t xml:space="preserve"> </w:t>
+                  </w:r>
+                  <w:r>
+                    <w:rPr>
+                      <w:rFonts w:ascii="Calibri" w:hAnsi="Calibri" w:cs="Arial"/>
+                      <w:i/>
+                      <w:color w:val="548DD4"/>
+                      <w:sz w:val="18"/>
+                      <w:szCs w:val="20"/>
+                      <w:lang w:eastAsia="es-CL"/>
+                    </w:rPr>
+                    <w:t>definidas.</w:t>
+                  </w:r>
+                </w:p>
+              </w:tc>
+              <w:tc>
+                <w:tcPr>
+                  <w:tcW w:w="1085" w:type="dxa"/>
+                </w:tcPr>
+                <w:p>
+                  <w:pPr>
+                    <w:jc w:val="both"/>
+                    <w:rPr>
+                      <w:b/>
+                      <w:sz w:val="18"/>
+                      <w:szCs w:val="24"/>
+                    </w:rPr>
+                  </w:pPr>
+                  <w:r>
+                    <w:rPr>
+                      <w:rFonts w:ascii="Calibri" w:hAnsi="Calibri" w:cs="Arial"/>
+                      <w:i/>
+                      <w:color w:val="548DD4"/>
+                      <w:sz w:val="18"/>
+                      <w:szCs w:val="20"/>
+                      <w:lang w:eastAsia="es-CL"/>
+                    </w:rPr>
+                    <w:t xml:space="preserve">Señala </w:t>
+                  </w:r>
+                  <w:r>
+                    <w:rPr>
+                      <w:rFonts w:ascii="Calibri" w:hAnsi="Calibri" w:cs="Arial"/>
+                      <w:i/>
+                      <w:color w:val="548DD4"/>
+                      <w:sz w:val="18"/>
+                      <w:szCs w:val="20"/>
+                      <w:lang w:eastAsia="es-CL"/>
+                    </w:rPr>
+                    <w:t>la duración de</w:t>
+                  </w:r>
+                  <w:r>
+                    <w:rPr>
+                      <w:rFonts w:ascii="Calibri" w:hAnsi="Calibri" w:cs="Arial"/>
+                      <w:i/>
+                      <w:color w:val="548DD4"/>
+                      <w:sz w:val="18"/>
+                      <w:szCs w:val="20"/>
+                      <w:lang w:eastAsia="es-CL"/>
+                    </w:rPr>
+                    <w:t xml:space="preserve"> cada </w:t>
+                  </w:r>
+                  <w:r>
+                    <w:rPr>
+                      <w:rFonts w:ascii="Calibri" w:hAnsi="Calibri" w:cs="Arial"/>
+                      <w:i/>
+                      <w:color w:val="548DD4"/>
+                      <w:sz w:val="18"/>
+                      <w:szCs w:val="20"/>
+                      <w:lang w:eastAsia="es-CL"/>
+                    </w:rPr>
+                    <w:t>actividad</w:t>
+                  </w:r>
+                  <w:r>
+                    <w:rPr>
+                      <w:rFonts w:ascii="Calibri" w:hAnsi="Calibri" w:cs="Arial"/>
+                      <w:i/>
+                      <w:color w:val="548DD4"/>
+                      <w:sz w:val="18"/>
+                      <w:szCs w:val="20"/>
+                      <w:lang w:eastAsia="es-CL"/>
+                    </w:rPr>
+                    <w:t xml:space="preserve">. </w:t>
+                  </w:r>
+                </w:p>
+              </w:tc>
+              <w:tc>
+                <w:tcPr>
+                  <w:tcW w:w="1234" w:type="dxa"/>
+                </w:tcPr>
+                <w:p>
+                  <w:pPr>
+                    <w:jc w:val="both"/>
+                    <w:rPr>
+                      <w:rFonts w:ascii="Calibri" w:hAnsi="Calibri" w:cs="Arial"/>
+                      <w:i/>
+                      <w:color w:val="548DD4"/>
+                      <w:sz w:val="18"/>
+                      <w:szCs w:val="20"/>
+                      <w:lang w:eastAsia="es-CL"/>
+                    </w:rPr>
+                  </w:pPr>
+                  <w:r>
+                    <w:rPr>
+                      <w:rFonts w:ascii="Calibri" w:hAnsi="Calibri" w:cs="Arial"/>
+                      <w:i/>
+                      <w:color w:val="548DD4"/>
+                      <w:sz w:val="18"/>
+                      <w:szCs w:val="20"/>
+                      <w:lang w:eastAsia="es-CL"/>
+                    </w:rPr>
+                    <w:t xml:space="preserve">Escribe el </w:t>
+                  </w:r>
+                  <w:r>
+                    <w:rPr>
+                      <w:rFonts w:ascii="Calibri" w:hAnsi="Calibri" w:cs="Arial"/>
+                      <w:i/>
+                      <w:color w:val="548DD4"/>
+                      <w:sz w:val="18"/>
+                      <w:szCs w:val="20"/>
+                      <w:lang w:eastAsia="es-CL"/>
+                    </w:rPr>
+                    <w:t xml:space="preserve">nombre del integrante del equipo responsable de </w:t>
+                  </w:r>
+                  <w:r>
+                    <w:rPr>
+                      <w:rFonts w:ascii="Calibri" w:hAnsi="Calibri" w:cs="Arial"/>
+                      <w:i/>
+                      <w:color w:val="548DD4"/>
+                      <w:sz w:val="18"/>
+                      <w:szCs w:val="20"/>
+                      <w:lang w:eastAsia="es-CL"/>
+                    </w:rPr>
+                    <w:t xml:space="preserve">cada </w:t>
+                  </w:r>
+                  <w:r>
+                    <w:rPr>
+                      <w:rFonts w:ascii="Calibri" w:hAnsi="Calibri" w:cs="Arial"/>
+                      <w:i/>
+                      <w:color w:val="548DD4"/>
+                      <w:sz w:val="18"/>
+                      <w:szCs w:val="20"/>
+                      <w:lang w:eastAsia="es-CL"/>
+                    </w:rPr>
+                    <w:t>actividad.</w:t>
+                  </w:r>
+                </w:p>
+              </w:tc>
+              <w:tc>
+                <w:tcPr>
+                  <w:tcW w:w="1287" w:type="dxa"/>
+                </w:tcPr>
+                <w:p>
+                  <w:pPr>
+                    <w:jc w:val="both"/>
+                    <w:rPr>
+                      <w:rFonts w:ascii="Calibri" w:hAnsi="Calibri" w:cs="Arial"/>
+                      <w:i/>
+                      <w:color w:val="548DD4"/>
+                      <w:sz w:val="18"/>
+                      <w:szCs w:val="20"/>
+                      <w:lang w:eastAsia="es-CL"/>
+                    </w:rPr>
+                  </w:pPr>
+                  <w:r>
+                    <w:rPr>
+                      <w:rFonts w:ascii="Calibri" w:hAnsi="Calibri" w:cs="Arial"/>
+                      <w:i/>
+                      <w:color w:val="548DD4"/>
+                      <w:sz w:val="18"/>
+                      <w:szCs w:val="20"/>
+                      <w:lang w:eastAsia="es-CL"/>
+                    </w:rPr>
+                    <w:t xml:space="preserve">Señala </w:t>
+                  </w:r>
+                  <w:r>
+                    <w:rPr>
+                      <w:rFonts w:ascii="Calibri" w:hAnsi="Calibri" w:cs="Arial"/>
+                      <w:i/>
+                      <w:color w:val="548DD4"/>
+                      <w:sz w:val="18"/>
+                      <w:szCs w:val="20"/>
+                      <w:lang w:eastAsia="es-CL"/>
+                    </w:rPr>
+                    <w:t>las dific</w:t>
+                  </w:r>
+                  <w:r>
+                    <w:rPr>
+                      <w:rFonts w:ascii="Calibri" w:hAnsi="Calibri" w:cs="Arial"/>
+                      <w:i/>
+                      <w:color w:val="548DD4"/>
+                      <w:sz w:val="18"/>
+                      <w:szCs w:val="20"/>
+                      <w:lang w:eastAsia="es-CL"/>
+                    </w:rPr>
+                    <w:t>ult</w:t>
+                  </w:r>
+                  <w:r>
+                    <w:rPr>
+                      <w:rFonts w:ascii="Calibri" w:hAnsi="Calibri" w:cs="Arial"/>
+                      <w:i/>
+                      <w:color w:val="548DD4"/>
+                      <w:sz w:val="18"/>
+                      <w:szCs w:val="20"/>
+                      <w:lang w:eastAsia="es-CL"/>
+                    </w:rPr>
+                    <w:t>ades o facilitadores que se podrían presentar durante la ejecución de cada una de las actividades propuestas.</w:t>
+                  </w:r>
+                </w:p>
+              </w:tc>
+              <w:tc>
+                <w:tcPr>
+                  <w:tcW w:w="1283" w:type="dxa"/>
+                </w:tcPr>
+                <w:p>
+                  <w:pPr>
+                    <w:jc w:val="both"/>
+                    <w:rPr>
+                      <w:rFonts w:ascii="Calibri" w:hAnsi="Calibri" w:cs="Arial"/>
+                      <w:i/>
+                      <w:color w:val="548DD4"/>
+                      <w:sz w:val="18"/>
+                      <w:szCs w:val="20"/>
+                      <w:lang w:eastAsia="es-CL"/>
+                    </w:rPr>
+                  </w:pPr>
+                  <w:r>
+                    <w:rPr>
+                      <w:rFonts w:ascii="Calibri" w:hAnsi="Calibri" w:cs="Arial"/>
+                      <w:i/>
+                      <w:color w:val="548DD4"/>
+                      <w:sz w:val="18"/>
+                      <w:szCs w:val="20"/>
+                      <w:lang w:eastAsia="es-CL"/>
+                    </w:rPr>
+                    <w:t>D</w:t>
+                  </w:r>
+                  <w:r>
+                    <w:rPr>
+                      <w:rFonts w:ascii="Calibri" w:hAnsi="Calibri" w:cs="Arial"/>
+                      <w:i/>
+                      <w:color w:val="548DD4"/>
+                      <w:sz w:val="18"/>
+                      <w:szCs w:val="20"/>
+                      <w:lang w:eastAsia="es-CL"/>
+                    </w:rPr>
+                    <w:t>escribe</w:t>
+                  </w:r>
+                  <w:r>
+                    <w:rPr>
+                      <w:rFonts w:ascii="Calibri" w:hAnsi="Calibri" w:cs="Arial"/>
+                      <w:i/>
+                      <w:color w:val="548DD4"/>
+                      <w:sz w:val="18"/>
+                      <w:szCs w:val="20"/>
+                      <w:lang w:eastAsia="es-CL"/>
+                    </w:rPr>
+                    <w:t xml:space="preserve"> el estado de avance </w:t>
+                  </w:r>
+                  <w:r>
+                    <w:rPr>
+                      <w:rFonts w:ascii="Calibri" w:hAnsi="Calibri" w:cs="Arial"/>
+                      <w:i/>
+                      <w:color w:val="548DD4"/>
+                      <w:sz w:val="18"/>
+                      <w:szCs w:val="20"/>
+                      <w:lang w:eastAsia="es-CL"/>
+                    </w:rPr>
+                    <w:t>de cada actividad.</w:t>
+                  </w:r>
+                </w:p>
+                <w:p>
+                  <w:pPr>
+                    <w:jc w:val="both"/>
+                    <w:rPr>
+                      <w:rFonts w:ascii="Calibri" w:hAnsi="Calibri" w:cs="Arial"/>
+                      <w:i/>
+                      <w:color w:val="C00000"/>
+                      <w:sz w:val="16"/>
+                      <w:szCs w:val="20"/>
+                      <w:lang w:eastAsia="es-CL"/>
+                    </w:rPr>
+                  </w:pPr>
+                </w:p>
+                <w:p>
+                  <w:pPr>
+                    <w:jc w:val="both"/>
+                    <w:rPr>
+                      <w:rFonts w:ascii="Calibri" w:hAnsi="Calibri" w:cs="Arial"/>
+                      <w:i/>
+                      <w:color w:val="548DD4"/>
+                      <w:sz w:val="18"/>
+                      <w:szCs w:val="20"/>
+                      <w:lang w:eastAsia="es-CL"/>
+                    </w:rPr>
+                  </w:pPr>
+                  <w:r>
+                    <w:rPr>
+                      <w:rFonts w:ascii="Calibri" w:hAnsi="Calibri" w:cs="Arial"/>
+                      <w:i/>
+                      <w:color w:val="548DD4"/>
+                      <w:sz w:val="18"/>
+                      <w:szCs w:val="20"/>
+                      <w:lang w:eastAsia="es-CL"/>
+                    </w:rPr>
+                    <w:t xml:space="preserve">Tipos de estado: </w:t>
+                  </w:r>
+                </w:p>
+                <w:p>
+                  <w:pPr>
+                    <w:jc w:val="both"/>
+                    <w:rPr>
+                      <w:rFonts w:ascii="Calibri" w:hAnsi="Calibri" w:cs="Arial"/>
+                      <w:i/>
+                      <w:color w:val="C00000"/>
+                      <w:sz w:val="16"/>
+                      <w:szCs w:val="20"/>
+                      <w:lang w:eastAsia="es-CL"/>
+                    </w:rPr>
+                  </w:pPr>
+                  <w:r>
+                    <w:rPr>
+                      <w:rFonts w:ascii="Calibri" w:hAnsi="Calibri" w:cs="Arial"/>
+                      <w:i/>
+                      <w:color w:val="548DD4"/>
+                      <w:sz w:val="18"/>
+                      <w:szCs w:val="20"/>
+                      <w:lang w:eastAsia="es-CL"/>
+                    </w:rPr>
+                    <w:t>En curso/ Con retraso/ No iniciado/ Completado/ Ajustada</w:t>
+                  </w:r>
+                  <w:r>
+                    <w:rPr>
+                      <w:rFonts w:ascii="Calibri" w:hAnsi="Calibri" w:cs="Arial"/>
+                      <w:i/>
+                      <w:color w:val="C00000"/>
+                      <w:sz w:val="16"/>
+                      <w:szCs w:val="20"/>
+                      <w:lang w:eastAsia="es-CL"/>
+                    </w:rPr>
+                    <w:t xml:space="preserve"> </w:t>
+                  </w:r>
+                </w:p>
+              </w:tc>
+              <w:tc>
+                <w:tcPr>
+                  <w:tcW w:w="1399" w:type="dxa"/>
+                </w:tcPr>
+                <w:p>
+                  <w:pPr>
+                    <w:jc w:val="both"/>
+                    <w:rPr>
+                      <w:rFonts w:ascii="Calibri" w:hAnsi="Calibri" w:cs="Arial"/>
+                      <w:i/>
+                      <w:color w:val="548DD4"/>
+                      <w:sz w:val="18"/>
+                      <w:szCs w:val="20"/>
+                      <w:lang w:eastAsia="es-CL"/>
+                    </w:rPr>
+                  </w:pPr>
+                  <w:r>
+                    <w:rPr>
+                      <w:rFonts w:ascii="Calibri" w:hAnsi="Calibri" w:cs="Arial"/>
+                      <w:i/>
+                      <w:color w:val="548DD4"/>
+                      <w:sz w:val="18"/>
+                      <w:szCs w:val="20"/>
+                      <w:lang w:eastAsia="es-CL"/>
+                    </w:rPr>
+                    <w:t>S</w:t>
+                  </w:r>
+                  <w:r>
+                    <w:rPr>
+                      <w:rFonts w:ascii="Calibri" w:hAnsi="Calibri" w:cs="Arial"/>
+                      <w:i/>
+                      <w:color w:val="548DD4"/>
+                      <w:sz w:val="18"/>
+                      <w:szCs w:val="20"/>
+                      <w:lang w:eastAsia="es-CL"/>
+                    </w:rPr>
+                    <w:t>e</w:t>
+                  </w:r>
+                  <w:r>
+                    <w:rPr>
+                      <w:rFonts w:ascii="Calibri" w:hAnsi="Calibri" w:cs="Arial"/>
+                      <w:i/>
+                      <w:color w:val="548DD4"/>
+                      <w:sz w:val="18"/>
+                      <w:szCs w:val="20"/>
+                      <w:lang w:eastAsia="es-CL"/>
+                    </w:rPr>
+                    <w:t xml:space="preserve">ñala los ajustes o reformulaciones </w:t>
+                  </w:r>
+                  <w:r>
+                    <w:rPr>
+                      <w:rFonts w:ascii="Calibri" w:hAnsi="Calibri" w:cs="Arial"/>
+                      <w:i/>
+                      <w:color w:val="548DD4"/>
+                      <w:sz w:val="18"/>
+                      <w:szCs w:val="20"/>
+                      <w:lang w:eastAsia="es-CL"/>
+                    </w:rPr>
+                    <w:t>que has realiza</w:t>
+                  </w:r>
+                  <w:r>
+                    <w:rPr>
+                      <w:rFonts w:ascii="Calibri" w:hAnsi="Calibri" w:cs="Arial"/>
+                      <w:i/>
+                      <w:color w:val="548DD4"/>
+                      <w:sz w:val="18"/>
+                      <w:szCs w:val="20"/>
+                      <w:lang w:eastAsia="es-CL"/>
+                    </w:rPr>
+                    <w:t xml:space="preserve">do. </w:t>
+                  </w:r>
+                </w:p>
+              </w:tc>
+            </w:tr>
+          </w:tbl>
           <w:p>
             <w:pPr>
               <w:rPr>
@@ -1368,7 +2487,6 @@
                 <w:sz w:val="28"/>
                 <w:szCs w:val="28"/>
               </w:rPr>
-              <w:lastRenderedPageBreak/>
               <w:t>2</w:t>
             </w:r>
             <w:r>
@@ -1447,890 +2565,6 @@
         </w:rPr>
       </w:pPr>
     </w:p>
-    <w:tbl>
-      <w:tblPr>
-        <w:tblStyle w:val="Tablaconcuadrcula"/>
-        <w:tblpPr w:leftFromText="180" w:rightFromText="180" w:vertAnchor="page" w:horzAnchor="margin" w:tblpXSpec="center" w:tblpY="3517"/>
-        <w:tblW w:w="9776" w:type="dxa"/>
-        <w:tblBorders>
-          <w:top w:val="single" w:sz="4" w:space="0" w:color="BFBFBF" w:themeColor="background1" w:themeShade="BF"/>
-          <w:left w:val="single" w:sz="4" w:space="0" w:color="BFBFBF" w:themeColor="background1" w:themeShade="BF"/>
-          <w:bottom w:val="single" w:sz="4" w:space="0" w:color="BFBFBF" w:themeColor="background1" w:themeShade="BF"/>
-          <w:right w:val="single" w:sz="4" w:space="0" w:color="BFBFBF" w:themeColor="background1" w:themeShade="BF"/>
-          <w:insideH w:val="single" w:sz="4" w:space="0" w:color="BFBFBF" w:themeColor="background1" w:themeShade="BF"/>
-          <w:insideV w:val="single" w:sz="4" w:space="0" w:color="BFBFBF" w:themeColor="background1" w:themeShade="BF"/>
-        </w:tblBorders>
-        <w:tblLayout w:type="fixed"/>
-        <w:tblLook w:val="04A0" w:firstRow="1" w:lastRow="0" w:firstColumn="1" w:lastColumn="0" w:noHBand="0" w:noVBand="1"/>
-      </w:tblPr>
-      <w:tblGrid>
-        <w:gridCol w:w="1328"/>
-        <w:gridCol w:w="1077"/>
-        <w:gridCol w:w="1276"/>
-        <w:gridCol w:w="1276"/>
-        <w:gridCol w:w="1275"/>
-        <w:gridCol w:w="1276"/>
-        <w:gridCol w:w="1418"/>
-        <w:gridCol w:w="850"/>
-      </w:tblGrid>
-      <w:tr>
-        <w:trPr>
-          <w:trHeight w:val="415"/>
-        </w:trPr>
-        <w:tc>
-          <w:tcPr>
-            <w:tcW w:w="9776" w:type="dxa"/>
-            <w:gridSpan w:val="8"/>
-            <w:vAlign w:val="center"/>
-          </w:tcPr>
-          <w:p>
-            <w:pPr>
-              <w:jc w:val="center"/>
-              <w:rPr>
-                <w:rFonts w:ascii="Calibri" w:hAnsi="Calibri"/>
-                <w:color w:val="1F3864" w:themeColor="accent1" w:themeShade="80"/>
-                <w:sz w:val="18"/>
-              </w:rPr>
-            </w:pPr>
-            <w:r>
-              <w:rPr>
-                <w:rFonts w:ascii="Calibri" w:hAnsi="Calibri"/>
-                <w:color w:val="1F3864" w:themeColor="accent1" w:themeShade="80"/>
-                <w:sz w:val="18"/>
-              </w:rPr>
-              <w:t>Plan de Trabajo</w:t>
-            </w:r>
-          </w:p>
-        </w:tc>
-      </w:tr>
-      <w:tr>
-        <w:trPr>
-          <w:trHeight w:val="711"/>
-        </w:trPr>
-        <w:tc>
-          <w:tcPr>
-            <w:tcW w:w="1328" w:type="dxa"/>
-            <w:vAlign w:val="center"/>
-          </w:tcPr>
-          <w:p>
-            <w:pPr>
-              <w:jc w:val="center"/>
-              <w:rPr>
-                <w:rFonts w:ascii="Calibri" w:hAnsi="Calibri"/>
-                <w:color w:val="1F3864" w:themeColor="accent1" w:themeShade="80"/>
-                <w:sz w:val="18"/>
-              </w:rPr>
-            </w:pPr>
-            <w:r>
-              <w:rPr>
-                <w:rFonts w:ascii="Calibri" w:hAnsi="Calibri"/>
-                <w:color w:val="1F3864" w:themeColor="accent1" w:themeShade="80"/>
-                <w:sz w:val="18"/>
-              </w:rPr>
-              <w:t>C</w:t>
-            </w:r>
-            <w:r>
-              <w:rPr>
-                <w:rFonts w:ascii="Calibri" w:hAnsi="Calibri"/>
-                <w:color w:val="1F3864" w:themeColor="accent1" w:themeShade="80"/>
-                <w:sz w:val="18"/>
-              </w:rPr>
-              <w:t>ompetencia</w:t>
-            </w:r>
-            <w:r>
-              <w:rPr>
-                <w:rFonts w:ascii="Calibri" w:hAnsi="Calibri"/>
-                <w:color w:val="1F3864" w:themeColor="accent1" w:themeShade="80"/>
-                <w:sz w:val="18"/>
-              </w:rPr>
-              <w:t xml:space="preserve"> o unidades de competencias</w:t>
-            </w:r>
-          </w:p>
-        </w:tc>
-        <w:tc>
-          <w:tcPr>
-            <w:tcW w:w="1077" w:type="dxa"/>
-            <w:vAlign w:val="center"/>
-          </w:tcPr>
-          <w:p>
-            <w:pPr>
-              <w:jc w:val="center"/>
-              <w:rPr>
-                <w:rFonts w:ascii="Calibri" w:hAnsi="Calibri"/>
-                <w:color w:val="1F3864" w:themeColor="accent1" w:themeShade="80"/>
-                <w:sz w:val="18"/>
-              </w:rPr>
-            </w:pPr>
-            <w:r>
-              <w:rPr>
-                <w:rFonts w:ascii="Calibri" w:hAnsi="Calibri"/>
-                <w:color w:val="1F3864" w:themeColor="accent1" w:themeShade="80"/>
-                <w:sz w:val="18"/>
-              </w:rPr>
-              <w:t>Actividades</w:t>
-            </w:r>
-          </w:p>
-        </w:tc>
-        <w:tc>
-          <w:tcPr>
-            <w:tcW w:w="1276" w:type="dxa"/>
-            <w:vAlign w:val="center"/>
-          </w:tcPr>
-          <w:p>
-            <w:pPr>
-              <w:jc w:val="center"/>
-              <w:rPr>
-                <w:rFonts w:ascii="Calibri" w:hAnsi="Calibri"/>
-                <w:color w:val="1F3864" w:themeColor="accent1" w:themeShade="80"/>
-                <w:sz w:val="18"/>
-              </w:rPr>
-            </w:pPr>
-            <w:r>
-              <w:rPr>
-                <w:rFonts w:ascii="Calibri" w:hAnsi="Calibri"/>
-                <w:color w:val="1F3864" w:themeColor="accent1" w:themeShade="80"/>
-                <w:sz w:val="18"/>
-              </w:rPr>
-              <w:t>Recursos</w:t>
-            </w:r>
-          </w:p>
-        </w:tc>
-        <w:tc>
-          <w:tcPr>
-            <w:tcW w:w="1276" w:type="dxa"/>
-            <w:vAlign w:val="center"/>
-          </w:tcPr>
-          <w:p>
-            <w:pPr>
-              <w:jc w:val="center"/>
-              <w:rPr>
-                <w:rFonts w:ascii="Calibri" w:hAnsi="Calibri"/>
-                <w:color w:val="1F3864" w:themeColor="accent1" w:themeShade="80"/>
-                <w:sz w:val="18"/>
-              </w:rPr>
-            </w:pPr>
-            <w:r>
-              <w:rPr>
-                <w:rFonts w:ascii="Calibri" w:hAnsi="Calibri"/>
-                <w:color w:val="1F3864" w:themeColor="accent1" w:themeShade="80"/>
-                <w:sz w:val="18"/>
-              </w:rPr>
-              <w:t>Duración de la actividad</w:t>
-            </w:r>
-          </w:p>
-        </w:tc>
-        <w:tc>
-          <w:tcPr>
-            <w:tcW w:w="1275" w:type="dxa"/>
-            <w:vAlign w:val="center"/>
-          </w:tcPr>
-          <w:p>
-            <w:pPr>
-              <w:jc w:val="center"/>
-              <w:rPr>
-                <w:rFonts w:ascii="Calibri" w:hAnsi="Calibri"/>
-                <w:color w:val="1F3864" w:themeColor="accent1" w:themeShade="80"/>
-                <w:sz w:val="18"/>
-              </w:rPr>
-            </w:pPr>
-            <w:r>
-              <w:rPr>
-                <w:rFonts w:ascii="Calibri" w:hAnsi="Calibri"/>
-                <w:color w:val="1F3864" w:themeColor="accent1" w:themeShade="80"/>
-                <w:sz w:val="18"/>
-              </w:rPr>
-              <w:t>Responsable</w:t>
-            </w:r>
-            <w:r>
-              <w:rPr>
-                <w:rStyle w:val="Refdenotaalpie"/>
-                <w:rFonts w:ascii="Calibri" w:hAnsi="Calibri"/>
-                <w:color w:val="1F3864" w:themeColor="accent1" w:themeShade="80"/>
-                <w:sz w:val="18"/>
-              </w:rPr>
-              <w:footnoteReference w:id="1"/>
-            </w:r>
-          </w:p>
-        </w:tc>
-        <w:tc>
-          <w:tcPr>
-            <w:tcW w:w="1276" w:type="dxa"/>
-            <w:vAlign w:val="center"/>
-          </w:tcPr>
-          <w:p>
-            <w:pPr>
-              <w:jc w:val="center"/>
-              <w:rPr>
-                <w:rFonts w:ascii="Calibri" w:hAnsi="Calibri"/>
-                <w:color w:val="1F3864" w:themeColor="accent1" w:themeShade="80"/>
-                <w:sz w:val="18"/>
-              </w:rPr>
-            </w:pPr>
-            <w:r>
-              <w:rPr>
-                <w:rFonts w:ascii="Calibri" w:hAnsi="Calibri"/>
-                <w:color w:val="1F3864" w:themeColor="accent1" w:themeShade="80"/>
-                <w:sz w:val="18"/>
-              </w:rPr>
-              <w:t>Observaciones</w:t>
-            </w:r>
-          </w:p>
-        </w:tc>
-        <w:tc>
-          <w:tcPr>
-            <w:tcW w:w="1418" w:type="dxa"/>
-            <w:vAlign w:val="center"/>
-          </w:tcPr>
-          <w:p>
-            <w:pPr>
-              <w:jc w:val="center"/>
-              <w:rPr>
-                <w:rFonts w:ascii="Calibri" w:hAnsi="Calibri"/>
-                <w:color w:val="1F3864" w:themeColor="accent1" w:themeShade="80"/>
-                <w:sz w:val="18"/>
-              </w:rPr>
-            </w:pPr>
-            <w:r>
-              <w:rPr>
-                <w:rFonts w:ascii="Calibri" w:hAnsi="Calibri"/>
-                <w:color w:val="1F3864" w:themeColor="accent1" w:themeShade="80"/>
-                <w:sz w:val="18"/>
-              </w:rPr>
-              <w:t>Estado de avance</w:t>
-            </w:r>
-          </w:p>
-        </w:tc>
-        <w:tc>
-          <w:tcPr>
-            <w:tcW w:w="850" w:type="dxa"/>
-            <w:vAlign w:val="center"/>
-          </w:tcPr>
-          <w:p>
-            <w:pPr>
-              <w:jc w:val="center"/>
-              <w:rPr>
-                <w:rFonts w:ascii="Calibri" w:hAnsi="Calibri"/>
-                <w:color w:val="1F3864" w:themeColor="accent1" w:themeShade="80"/>
-                <w:sz w:val="18"/>
-              </w:rPr>
-            </w:pPr>
-            <w:r>
-              <w:rPr>
-                <w:rFonts w:ascii="Calibri" w:hAnsi="Calibri"/>
-                <w:color w:val="1F3864" w:themeColor="accent1" w:themeShade="80"/>
-                <w:sz w:val="18"/>
-              </w:rPr>
-              <w:t>A</w:t>
-            </w:r>
-            <w:r>
-              <w:rPr>
-                <w:rFonts w:ascii="Calibri" w:hAnsi="Calibri"/>
-                <w:color w:val="1F3864" w:themeColor="accent1" w:themeShade="80"/>
-                <w:sz w:val="18"/>
-              </w:rPr>
-              <w:t>justes</w:t>
-            </w:r>
-          </w:p>
-        </w:tc>
-      </w:tr>
-      <w:tr>
-        <w:trPr>
-          <w:trHeight w:val="2410"/>
-        </w:trPr>
-        <w:tc>
-          <w:tcPr>
-            <w:tcW w:w="1328" w:type="dxa"/>
-          </w:tcPr>
-          <w:p>
-            <w:pPr>
-              <w:jc w:val="both"/>
-              <w:rPr>
-                <w:b/>
-                <w:sz w:val="18"/>
-                <w:szCs w:val="24"/>
-              </w:rPr>
-            </w:pPr>
-            <w:r>
-              <w:rPr>
-                <w:rFonts w:ascii="Calibri" w:hAnsi="Calibri" w:cs="Arial"/>
-                <w:i/>
-                <w:color w:val="548DD4"/>
-                <w:sz w:val="18"/>
-                <w:szCs w:val="20"/>
-                <w:lang w:eastAsia="es-CL"/>
-              </w:rPr>
-              <w:t xml:space="preserve">Nombra las competencias o unidades de competencias </w:t>
-            </w:r>
-            <w:r>
-              <w:rPr>
-                <w:rFonts w:ascii="Calibri" w:hAnsi="Calibri" w:cs="Arial"/>
-                <w:i/>
-                <w:color w:val="548DD4"/>
-                <w:sz w:val="18"/>
-                <w:szCs w:val="20"/>
-                <w:lang w:eastAsia="es-CL"/>
-              </w:rPr>
-              <w:t xml:space="preserve">que se relacionan con las diferentes actividades </w:t>
-            </w:r>
-            <w:r>
-              <w:rPr>
-                <w:rFonts w:ascii="Calibri" w:hAnsi="Calibri" w:cs="Arial"/>
-                <w:i/>
-                <w:color w:val="548DD4"/>
-                <w:sz w:val="18"/>
-                <w:szCs w:val="20"/>
-                <w:lang w:eastAsia="es-CL"/>
-              </w:rPr>
-              <w:t>requeridas para el desarrollo de</w:t>
-            </w:r>
-            <w:r>
-              <w:rPr>
-                <w:rFonts w:ascii="Calibri" w:hAnsi="Calibri" w:cs="Arial"/>
-                <w:i/>
-                <w:color w:val="548DD4"/>
-                <w:sz w:val="18"/>
-                <w:szCs w:val="20"/>
-                <w:lang w:eastAsia="es-CL"/>
-              </w:rPr>
-              <w:t>l proyecto APT</w:t>
-            </w:r>
-            <w:r>
-              <w:rPr>
-                <w:rFonts w:ascii="Calibri" w:hAnsi="Calibri" w:cs="Arial"/>
-                <w:i/>
-                <w:color w:val="548DD4"/>
-                <w:sz w:val="18"/>
-                <w:szCs w:val="20"/>
-                <w:lang w:eastAsia="es-CL"/>
-              </w:rPr>
-              <w:t>.</w:t>
-            </w:r>
-          </w:p>
-        </w:tc>
-        <w:tc>
-          <w:tcPr>
-            <w:tcW w:w="1077" w:type="dxa"/>
-          </w:tcPr>
-          <w:p>
-            <w:pPr>
-              <w:jc w:val="both"/>
-              <w:rPr>
-                <w:rFonts w:ascii="Calibri" w:hAnsi="Calibri" w:cs="Arial"/>
-                <w:i/>
-                <w:color w:val="548DD4"/>
-                <w:sz w:val="18"/>
-                <w:szCs w:val="20"/>
-                <w:lang w:eastAsia="es-CL"/>
-              </w:rPr>
-            </w:pPr>
-            <w:r>
-              <w:rPr>
-                <w:rFonts w:ascii="Calibri" w:hAnsi="Calibri" w:cs="Arial"/>
-                <w:i/>
-                <w:color w:val="548DD4"/>
-                <w:sz w:val="18"/>
-                <w:szCs w:val="20"/>
-                <w:lang w:eastAsia="es-CL"/>
-              </w:rPr>
-              <w:t>Nombra</w:t>
-            </w:r>
-            <w:r>
-              <w:rPr>
-                <w:rFonts w:ascii="Calibri" w:hAnsi="Calibri" w:cs="Arial"/>
-                <w:i/>
-                <w:color w:val="548DD4"/>
-                <w:sz w:val="18"/>
-                <w:szCs w:val="20"/>
-                <w:lang w:eastAsia="es-CL"/>
-              </w:rPr>
-              <w:t xml:space="preserve"> la</w:t>
-            </w:r>
-            <w:r>
-              <w:rPr>
-                <w:rFonts w:ascii="Calibri" w:hAnsi="Calibri" w:cs="Arial"/>
-                <w:i/>
-                <w:color w:val="548DD4"/>
-                <w:sz w:val="18"/>
-                <w:szCs w:val="20"/>
-                <w:lang w:eastAsia="es-CL"/>
-              </w:rPr>
-              <w:t>s</w:t>
-            </w:r>
-            <w:r>
-              <w:rPr>
-                <w:rFonts w:ascii="Calibri" w:hAnsi="Calibri" w:cs="Arial"/>
-                <w:i/>
-                <w:color w:val="548DD4"/>
-                <w:sz w:val="18"/>
-                <w:szCs w:val="20"/>
-                <w:lang w:eastAsia="es-CL"/>
-              </w:rPr>
-              <w:t xml:space="preserve"> </w:t>
-            </w:r>
-            <w:r>
-              <w:rPr>
-                <w:rFonts w:ascii="Calibri" w:hAnsi="Calibri" w:cs="Arial"/>
-                <w:i/>
-                <w:color w:val="548DD4"/>
-                <w:sz w:val="18"/>
-                <w:szCs w:val="20"/>
-                <w:lang w:eastAsia="es-CL"/>
-              </w:rPr>
-              <w:t xml:space="preserve">actividades que se necesitan para desarrollar el proyecto APT. </w:t>
-            </w:r>
-          </w:p>
-        </w:tc>
-        <w:tc>
-          <w:tcPr>
-            <w:tcW w:w="1276" w:type="dxa"/>
-          </w:tcPr>
-          <w:p>
-            <w:pPr>
-              <w:jc w:val="both"/>
-              <w:rPr>
-                <w:b/>
-                <w:sz w:val="18"/>
-                <w:szCs w:val="24"/>
-              </w:rPr>
-            </w:pPr>
-            <w:r>
-              <w:rPr>
-                <w:rFonts w:ascii="Calibri" w:hAnsi="Calibri" w:cs="Arial"/>
-                <w:i/>
-                <w:color w:val="548DD4"/>
-                <w:sz w:val="18"/>
-                <w:szCs w:val="20"/>
-                <w:lang w:eastAsia="es-CL"/>
-              </w:rPr>
-              <w:t>Nombra los recursos necesarios para llevar a cabo las actividades</w:t>
-            </w:r>
-            <w:r>
-              <w:rPr>
-                <w:rFonts w:ascii="Calibri" w:hAnsi="Calibri" w:cs="Arial"/>
-                <w:i/>
-                <w:color w:val="548DD4"/>
-                <w:sz w:val="18"/>
-                <w:szCs w:val="20"/>
-                <w:lang w:eastAsia="es-CL"/>
-              </w:rPr>
-              <w:t xml:space="preserve"> </w:t>
-            </w:r>
-            <w:r>
-              <w:rPr>
-                <w:rFonts w:ascii="Calibri" w:hAnsi="Calibri" w:cs="Arial"/>
-                <w:i/>
-                <w:color w:val="548DD4"/>
-                <w:sz w:val="18"/>
-                <w:szCs w:val="20"/>
-                <w:lang w:eastAsia="es-CL"/>
-              </w:rPr>
-              <w:t>definidas.</w:t>
-            </w:r>
-          </w:p>
-        </w:tc>
-        <w:tc>
-          <w:tcPr>
-            <w:tcW w:w="1276" w:type="dxa"/>
-          </w:tcPr>
-          <w:p>
-            <w:pPr>
-              <w:jc w:val="both"/>
-              <w:rPr>
-                <w:b/>
-                <w:sz w:val="18"/>
-                <w:szCs w:val="24"/>
-              </w:rPr>
-            </w:pPr>
-            <w:r>
-              <w:rPr>
-                <w:rFonts w:ascii="Calibri" w:hAnsi="Calibri" w:cs="Arial"/>
-                <w:i/>
-                <w:color w:val="548DD4"/>
-                <w:sz w:val="18"/>
-                <w:szCs w:val="20"/>
-                <w:lang w:eastAsia="es-CL"/>
-              </w:rPr>
-              <w:t xml:space="preserve">Señala </w:t>
-            </w:r>
-            <w:r>
-              <w:rPr>
-                <w:rFonts w:ascii="Calibri" w:hAnsi="Calibri" w:cs="Arial"/>
-                <w:i/>
-                <w:color w:val="548DD4"/>
-                <w:sz w:val="18"/>
-                <w:szCs w:val="20"/>
-                <w:lang w:eastAsia="es-CL"/>
-              </w:rPr>
-              <w:t>la duración de</w:t>
-            </w:r>
-            <w:r>
-              <w:rPr>
-                <w:rFonts w:ascii="Calibri" w:hAnsi="Calibri" w:cs="Arial"/>
-                <w:i/>
-                <w:color w:val="548DD4"/>
-                <w:sz w:val="18"/>
-                <w:szCs w:val="20"/>
-                <w:lang w:eastAsia="es-CL"/>
-              </w:rPr>
-              <w:t xml:space="preserve"> cada </w:t>
-            </w:r>
-            <w:r>
-              <w:rPr>
-                <w:rFonts w:ascii="Calibri" w:hAnsi="Calibri" w:cs="Arial"/>
-                <w:i/>
-                <w:color w:val="548DD4"/>
-                <w:sz w:val="18"/>
-                <w:szCs w:val="20"/>
-                <w:lang w:eastAsia="es-CL"/>
-              </w:rPr>
-              <w:t>actividad</w:t>
-            </w:r>
-            <w:r>
-              <w:rPr>
-                <w:rFonts w:ascii="Calibri" w:hAnsi="Calibri" w:cs="Arial"/>
-                <w:i/>
-                <w:color w:val="548DD4"/>
-                <w:sz w:val="18"/>
-                <w:szCs w:val="20"/>
-                <w:lang w:eastAsia="es-CL"/>
-              </w:rPr>
-              <w:t xml:space="preserve">. </w:t>
-            </w:r>
-          </w:p>
-        </w:tc>
-        <w:tc>
-          <w:tcPr>
-            <w:tcW w:w="1275" w:type="dxa"/>
-          </w:tcPr>
-          <w:p>
-            <w:pPr>
-              <w:jc w:val="both"/>
-              <w:rPr>
-                <w:rFonts w:ascii="Calibri" w:hAnsi="Calibri" w:cs="Arial"/>
-                <w:i/>
-                <w:color w:val="548DD4"/>
-                <w:sz w:val="18"/>
-                <w:szCs w:val="20"/>
-                <w:lang w:eastAsia="es-CL"/>
-              </w:rPr>
-            </w:pPr>
-            <w:r>
-              <w:rPr>
-                <w:rFonts w:ascii="Calibri" w:hAnsi="Calibri" w:cs="Arial"/>
-                <w:i/>
-                <w:color w:val="548DD4"/>
-                <w:sz w:val="18"/>
-                <w:szCs w:val="20"/>
-                <w:lang w:eastAsia="es-CL"/>
-              </w:rPr>
-              <w:t xml:space="preserve">Escribe el </w:t>
-            </w:r>
-            <w:r>
-              <w:rPr>
-                <w:rFonts w:ascii="Calibri" w:hAnsi="Calibri" w:cs="Arial"/>
-                <w:i/>
-                <w:color w:val="548DD4"/>
-                <w:sz w:val="18"/>
-                <w:szCs w:val="20"/>
-                <w:lang w:eastAsia="es-CL"/>
-              </w:rPr>
-              <w:t xml:space="preserve">nombre del integrante del equipo responsable de </w:t>
-            </w:r>
-            <w:r>
-              <w:rPr>
-                <w:rFonts w:ascii="Calibri" w:hAnsi="Calibri" w:cs="Arial"/>
-                <w:i/>
-                <w:color w:val="548DD4"/>
-                <w:sz w:val="18"/>
-                <w:szCs w:val="20"/>
-                <w:lang w:eastAsia="es-CL"/>
-              </w:rPr>
-              <w:t xml:space="preserve">cada </w:t>
-            </w:r>
-            <w:r>
-              <w:rPr>
-                <w:rFonts w:ascii="Calibri" w:hAnsi="Calibri" w:cs="Arial"/>
-                <w:i/>
-                <w:color w:val="548DD4"/>
-                <w:sz w:val="18"/>
-                <w:szCs w:val="20"/>
-                <w:lang w:eastAsia="es-CL"/>
-              </w:rPr>
-              <w:t>actividad.</w:t>
-            </w:r>
-          </w:p>
-        </w:tc>
-        <w:tc>
-          <w:tcPr>
-            <w:tcW w:w="1276" w:type="dxa"/>
-          </w:tcPr>
-          <w:p>
-            <w:pPr>
-              <w:jc w:val="both"/>
-              <w:rPr>
-                <w:rFonts w:ascii="Calibri" w:hAnsi="Calibri" w:cs="Arial"/>
-                <w:i/>
-                <w:color w:val="548DD4"/>
-                <w:sz w:val="18"/>
-                <w:szCs w:val="20"/>
-                <w:lang w:eastAsia="es-CL"/>
-              </w:rPr>
-            </w:pPr>
-            <w:r>
-              <w:rPr>
-                <w:rFonts w:ascii="Calibri" w:hAnsi="Calibri" w:cs="Arial"/>
-                <w:i/>
-                <w:color w:val="548DD4"/>
-                <w:sz w:val="18"/>
-                <w:szCs w:val="20"/>
-                <w:lang w:eastAsia="es-CL"/>
-              </w:rPr>
-              <w:t xml:space="preserve">Señala </w:t>
-            </w:r>
-            <w:r>
-              <w:rPr>
-                <w:rFonts w:ascii="Calibri" w:hAnsi="Calibri" w:cs="Arial"/>
-                <w:i/>
-                <w:color w:val="548DD4"/>
-                <w:sz w:val="18"/>
-                <w:szCs w:val="20"/>
-                <w:lang w:eastAsia="es-CL"/>
-              </w:rPr>
-              <w:t>las dific</w:t>
-            </w:r>
-            <w:r>
-              <w:rPr>
-                <w:rFonts w:ascii="Calibri" w:hAnsi="Calibri" w:cs="Arial"/>
-                <w:i/>
-                <w:color w:val="548DD4"/>
-                <w:sz w:val="18"/>
-                <w:szCs w:val="20"/>
-                <w:lang w:eastAsia="es-CL"/>
-              </w:rPr>
-              <w:t>ult</w:t>
-            </w:r>
-            <w:r>
-              <w:rPr>
-                <w:rFonts w:ascii="Calibri" w:hAnsi="Calibri" w:cs="Arial"/>
-                <w:i/>
-                <w:color w:val="548DD4"/>
-                <w:sz w:val="18"/>
-                <w:szCs w:val="20"/>
-                <w:lang w:eastAsia="es-CL"/>
-              </w:rPr>
-              <w:t>ades o facilitadores que se podrían presentar durante la ejecución de cada una de las actividades propuestas.</w:t>
-            </w:r>
-          </w:p>
-        </w:tc>
-        <w:tc>
-          <w:tcPr>
-            <w:tcW w:w="1418" w:type="dxa"/>
-          </w:tcPr>
-          <w:p>
-            <w:pPr>
-              <w:jc w:val="both"/>
-              <w:rPr>
-                <w:rFonts w:ascii="Calibri" w:hAnsi="Calibri" w:cs="Arial"/>
-                <w:i/>
-                <w:color w:val="548DD4"/>
-                <w:sz w:val="18"/>
-                <w:szCs w:val="20"/>
-                <w:lang w:eastAsia="es-CL"/>
-              </w:rPr>
-            </w:pPr>
-            <w:r>
-              <w:rPr>
-                <w:rFonts w:ascii="Calibri" w:hAnsi="Calibri" w:cs="Arial"/>
-                <w:i/>
-                <w:color w:val="548DD4"/>
-                <w:sz w:val="18"/>
-                <w:szCs w:val="20"/>
-                <w:lang w:eastAsia="es-CL"/>
-              </w:rPr>
-              <w:t>D</w:t>
-            </w:r>
-            <w:r>
-              <w:rPr>
-                <w:rFonts w:ascii="Calibri" w:hAnsi="Calibri" w:cs="Arial"/>
-                <w:i/>
-                <w:color w:val="548DD4"/>
-                <w:sz w:val="18"/>
-                <w:szCs w:val="20"/>
-                <w:lang w:eastAsia="es-CL"/>
-              </w:rPr>
-              <w:t>escribe</w:t>
-            </w:r>
-            <w:r>
-              <w:rPr>
-                <w:rFonts w:ascii="Calibri" w:hAnsi="Calibri" w:cs="Arial"/>
-                <w:i/>
-                <w:color w:val="548DD4"/>
-                <w:sz w:val="18"/>
-                <w:szCs w:val="20"/>
-                <w:lang w:eastAsia="es-CL"/>
-              </w:rPr>
-              <w:t xml:space="preserve"> el estado de avance </w:t>
-            </w:r>
-            <w:r>
-              <w:rPr>
-                <w:rFonts w:ascii="Calibri" w:hAnsi="Calibri" w:cs="Arial"/>
-                <w:i/>
-                <w:color w:val="548DD4"/>
-                <w:sz w:val="18"/>
-                <w:szCs w:val="20"/>
-                <w:lang w:eastAsia="es-CL"/>
-              </w:rPr>
-              <w:t>de cada actividad.</w:t>
-            </w:r>
-          </w:p>
-          <w:p>
-            <w:pPr>
-              <w:jc w:val="both"/>
-              <w:rPr>
-                <w:rFonts w:ascii="Calibri" w:hAnsi="Calibri" w:cs="Arial"/>
-                <w:i/>
-                <w:color w:val="C00000"/>
-                <w:sz w:val="16"/>
-                <w:szCs w:val="20"/>
-                <w:lang w:eastAsia="es-CL"/>
-              </w:rPr>
-            </w:pPr>
-          </w:p>
-          <w:p>
-            <w:pPr>
-              <w:jc w:val="both"/>
-              <w:rPr>
-                <w:rFonts w:ascii="Calibri" w:hAnsi="Calibri" w:cs="Arial"/>
-                <w:i/>
-                <w:color w:val="548DD4"/>
-                <w:sz w:val="18"/>
-                <w:szCs w:val="20"/>
-                <w:lang w:eastAsia="es-CL"/>
-              </w:rPr>
-            </w:pPr>
-            <w:r>
-              <w:rPr>
-                <w:rFonts w:ascii="Calibri" w:hAnsi="Calibri" w:cs="Arial"/>
-                <w:i/>
-                <w:color w:val="548DD4"/>
-                <w:sz w:val="18"/>
-                <w:szCs w:val="20"/>
-                <w:lang w:eastAsia="es-CL"/>
-              </w:rPr>
-              <w:t xml:space="preserve">Tipos de estado: </w:t>
-            </w:r>
-          </w:p>
-          <w:p>
-            <w:pPr>
-              <w:jc w:val="both"/>
-              <w:rPr>
-                <w:rFonts w:ascii="Calibri" w:hAnsi="Calibri" w:cs="Arial"/>
-                <w:i/>
-                <w:color w:val="C00000"/>
-                <w:sz w:val="16"/>
-                <w:szCs w:val="20"/>
-                <w:lang w:eastAsia="es-CL"/>
-              </w:rPr>
-            </w:pPr>
-            <w:r>
-              <w:rPr>
-                <w:rFonts w:ascii="Calibri" w:hAnsi="Calibri" w:cs="Arial"/>
-                <w:i/>
-                <w:color w:val="548DD4"/>
-                <w:sz w:val="18"/>
-                <w:szCs w:val="20"/>
-                <w:lang w:eastAsia="es-CL"/>
-              </w:rPr>
-              <w:t>En curso/ Con retraso/ No iniciado/ Completado/ Ajustada</w:t>
-            </w:r>
-            <w:r>
-              <w:rPr>
-                <w:rFonts w:ascii="Calibri" w:hAnsi="Calibri" w:cs="Arial"/>
-                <w:i/>
-                <w:color w:val="C00000"/>
-                <w:sz w:val="16"/>
-                <w:szCs w:val="20"/>
-                <w:lang w:eastAsia="es-CL"/>
-              </w:rPr>
-              <w:t xml:space="preserve"> </w:t>
-            </w:r>
-          </w:p>
-        </w:tc>
-        <w:tc>
-          <w:tcPr>
-            <w:tcW w:w="850" w:type="dxa"/>
-          </w:tcPr>
-          <w:p>
-            <w:pPr>
-              <w:jc w:val="both"/>
-              <w:rPr>
-                <w:rFonts w:ascii="Calibri" w:hAnsi="Calibri" w:cs="Arial"/>
-                <w:i/>
-                <w:color w:val="548DD4"/>
-                <w:sz w:val="18"/>
-                <w:szCs w:val="20"/>
-                <w:lang w:eastAsia="es-CL"/>
-              </w:rPr>
-            </w:pPr>
-            <w:r>
-              <w:rPr>
-                <w:rFonts w:ascii="Calibri" w:hAnsi="Calibri" w:cs="Arial"/>
-                <w:i/>
-                <w:color w:val="548DD4"/>
-                <w:sz w:val="18"/>
-                <w:szCs w:val="20"/>
-                <w:lang w:eastAsia="es-CL"/>
-              </w:rPr>
-              <w:t>S</w:t>
-            </w:r>
-            <w:r>
-              <w:rPr>
-                <w:rFonts w:ascii="Calibri" w:hAnsi="Calibri" w:cs="Arial"/>
-                <w:i/>
-                <w:color w:val="548DD4"/>
-                <w:sz w:val="18"/>
-                <w:szCs w:val="20"/>
-                <w:lang w:eastAsia="es-CL"/>
-              </w:rPr>
-              <w:t>e</w:t>
-            </w:r>
-            <w:r>
-              <w:rPr>
-                <w:rFonts w:ascii="Calibri" w:hAnsi="Calibri" w:cs="Arial"/>
-                <w:i/>
-                <w:color w:val="548DD4"/>
-                <w:sz w:val="18"/>
-                <w:szCs w:val="20"/>
-                <w:lang w:eastAsia="es-CL"/>
-              </w:rPr>
-              <w:t xml:space="preserve">ñala los ajustes o reformulaciones </w:t>
-            </w:r>
-            <w:r>
-              <w:rPr>
-                <w:rFonts w:ascii="Calibri" w:hAnsi="Calibri" w:cs="Arial"/>
-                <w:i/>
-                <w:color w:val="548DD4"/>
-                <w:sz w:val="18"/>
-                <w:szCs w:val="20"/>
-                <w:lang w:eastAsia="es-CL"/>
-              </w:rPr>
-              <w:t>que has realiza</w:t>
-            </w:r>
-            <w:r>
-              <w:rPr>
-                <w:rFonts w:ascii="Calibri" w:hAnsi="Calibri" w:cs="Arial"/>
-                <w:i/>
-                <w:color w:val="548DD4"/>
-                <w:sz w:val="18"/>
-                <w:szCs w:val="20"/>
-                <w:lang w:eastAsia="es-CL"/>
-              </w:rPr>
-              <w:t xml:space="preserve">do. </w:t>
-            </w:r>
-          </w:p>
-        </w:tc>
-      </w:tr>
-    </w:tbl>
     <w:p>
       <w:pPr>
         <w:rPr>
@@ -2432,6 +2666,7 @@
                 <w:rFonts w:ascii="Calibri" w:hAnsi="Calibri"/>
                 <w:color w:val="1F3864" w:themeColor="accent1" w:themeShade="80"/>
               </w:rPr>
+              <w:lastRenderedPageBreak/>
               <w:t>Profundiza en las observaciones de tu plan de trabajo</w:t>
             </w:r>
             <w:r>
@@ -2777,7 +3012,6 @@
                 <w:rFonts w:ascii="Calibri" w:hAnsi="Calibri"/>
                 <w:color w:val="1F3864" w:themeColor="accent1" w:themeShade="80"/>
               </w:rPr>
-              <w:lastRenderedPageBreak/>
               <w:t xml:space="preserve">Actividades ajustadas o eliminadas: </w:t>
             </w:r>
             <w:r>
@@ -3694,6 +3928,118 @@
 <file path=word/numbering.xml><?xml version="1.0" encoding="utf-8"?>
 <w:numbering xmlns:wpc="http://schemas.microsoft.com/office/word/2010/wordprocessingCanvas" xmlns:cx="http://schemas.microsoft.com/office/drawing/2014/chartex" xmlns:cx1="http://schemas.microsoft.com/office/drawing/2015/9/8/chartex" xmlns:cx2="http://schemas.microsoft.com/office/drawing/2015/10/21/chartex" xmlns:cx3="http://schemas.microsoft.com/office/drawing/2016/5/9/chartex" xmlns:cx4="http://schemas.microsoft.com/office/drawing/2016/5/10/chartex" xmlns:cx5="http://schemas.microsoft.com/office/drawing/2016/5/11/chartex" xmlns:cx6="http://schemas.microsoft.com/office/drawing/2016/5/12/chartex" xmlns:cx7="http://schemas.microsoft.com/office/drawing/2016/5/13/chartex" xmlns:cx8="http://schemas.microsoft.com/office/drawing/2016/5/14/chartex" xmlns:mc="http://schemas.openxmlformats.org/markup-compatibility/2006" xmlns:aink="http://schemas.microsoft.com/office/drawing/2016/ink" xmlns:am3d="http://schemas.microsoft.com/office/drawing/2017/model3d" xmlns:o="urn:schemas-microsoft-com:office:office" xmlns:oel="http://schemas.microsoft.com/office/2019/extlst" xmlns:r="http://schemas.openxmlformats.org/officeDocument/2006/relationships" xmlns:m="http://schemas.openxmlformats.org/officeDocument/2006/math" xmlns:v="urn:schemas-microsoft-com:vml" xmlns:wp14="http://schemas.microsoft.com/office/word/2010/wordprocessingDrawing" xmlns:wp="http://schemas.openxmlformats.org/drawingml/2006/wordprocessingDrawing" xmlns:w10="urn:schemas-microsoft-com:office:word" xmlns:w="http://schemas.openxmlformats.org/wordprocessingml/2006/main" xmlns:w14="http://schemas.microsoft.com/office/word/2010/wordml" xmlns:w15="http://schemas.microsoft.com/office/word/2012/wordml" xmlns:w16cex="http://schemas.microsoft.com/office/word/2018/wordml/cex" xmlns:w16cid="http://schemas.microsoft.com/office/word/2016/wordml/cid" xmlns:w16="http://schemas.microsoft.com/office/word/2018/wordml" xmlns:w16du="http://schemas.microsoft.com/office/word/2023/wordml/word16du" xmlns:w16sdtdh="http://schemas.microsoft.com/office/word/2020/wordml/sdtdatahash" xmlns:w16sdtfl="http://schemas.microsoft.com/office/word/2024/wordml/sdtformatlock" xmlns:w16se="http://schemas.microsoft.com/office/word/2015/wordml/symex" xmlns:wpg="http://schemas.microsoft.com/office/word/2010/wordprocessingGroup" xmlns:wpi="http://schemas.microsoft.com/office/word/2010/wordprocessingInk" xmlns:wne="http://schemas.microsoft.com/office/word/2006/wordml" xmlns:wps="http://schemas.microsoft.com/office/word/2010/wordprocessingShape" mc:Ignorable="w14 w15 w16se w16cid w16 w16cex w16sdtdh w16sdtfl w16du wp14">
   <w:abstractNum w:abstractNumId="0" w15:restartNumberingAfterBreak="0">
+    <w:nsid w:val="0B027391"/>
+    <w:multiLevelType w:val="hybridMultilevel"/>
+    <w:tmpl w:val="50540362"/>
+    <w:lvl w:ilvl="0" w:tplc="C6BA8308">
+      <w:numFmt w:val="bullet"/>
+      <w:lvlText w:val="-"/>
+      <w:lvlJc w:val="left"/>
+      <w:pPr>
+        <w:ind w:left="720" w:hanging="360"/>
+      </w:pPr>
+      <w:rPr>
+        <w:rFonts w:ascii="Calibri" w:eastAsiaTheme="minorHAnsi" w:hAnsi="Calibri" w:cs="Calibri" w:hint="default"/>
+      </w:rPr>
+    </w:lvl>
+    <w:lvl w:ilvl="1" w:tplc="340A0003" w:tentative="1">
+      <w:start w:val="1"/>
+      <w:numFmt w:val="bullet"/>
+      <w:lvlText w:val="o"/>
+      <w:lvlJc w:val="left"/>
+      <w:pPr>
+        <w:ind w:left="1440" w:hanging="360"/>
+      </w:pPr>
+      <w:rPr>
+        <w:rFonts w:ascii="Courier New" w:hAnsi="Courier New" w:cs="Courier New" w:hint="default"/>
+      </w:rPr>
+    </w:lvl>
+    <w:lvl w:ilvl="2" w:tplc="340A0005" w:tentative="1">
+      <w:start w:val="1"/>
+      <w:numFmt w:val="bullet"/>
+      <w:lvlText w:val=""/>
+      <w:lvlJc w:val="left"/>
+      <w:pPr>
+        <w:ind w:left="2160" w:hanging="360"/>
+      </w:pPr>
+      <w:rPr>
+        <w:rFonts w:ascii="Wingdings" w:hAnsi="Wingdings" w:hint="default"/>
+      </w:rPr>
+    </w:lvl>
+    <w:lvl w:ilvl="3" w:tplc="340A0001" w:tentative="1">
+      <w:start w:val="1"/>
+      <w:numFmt w:val="bullet"/>
+      <w:lvlText w:val=""/>
+      <w:lvlJc w:val="left"/>
+      <w:pPr>
+        <w:ind w:left="2880" w:hanging="360"/>
+      </w:pPr>
+      <w:rPr>
+        <w:rFonts w:ascii="Symbol" w:hAnsi="Symbol" w:hint="default"/>
+      </w:rPr>
+    </w:lvl>
+    <w:lvl w:ilvl="4" w:tplc="340A0003" w:tentative="1">
+      <w:start w:val="1"/>
+      <w:numFmt w:val="bullet"/>
+      <w:lvlText w:val="o"/>
+      <w:lvlJc w:val="left"/>
+      <w:pPr>
+        <w:ind w:left="3600" w:hanging="360"/>
+      </w:pPr>
+      <w:rPr>
+        <w:rFonts w:ascii="Courier New" w:hAnsi="Courier New" w:cs="Courier New" w:hint="default"/>
+      </w:rPr>
+    </w:lvl>
+    <w:lvl w:ilvl="5" w:tplc="340A0005" w:tentative="1">
+      <w:start w:val="1"/>
+      <w:numFmt w:val="bullet"/>
+      <w:lvlText w:val=""/>
+      <w:lvlJc w:val="left"/>
+      <w:pPr>
+        <w:ind w:left="4320" w:hanging="360"/>
+      </w:pPr>
+      <w:rPr>
+        <w:rFonts w:ascii="Wingdings" w:hAnsi="Wingdings" w:hint="default"/>
+      </w:rPr>
+    </w:lvl>
+    <w:lvl w:ilvl="6" w:tplc="340A0001" w:tentative="1">
+      <w:start w:val="1"/>
+      <w:numFmt w:val="bullet"/>
+      <w:lvlText w:val=""/>
+      <w:lvlJc w:val="left"/>
+      <w:pPr>
+        <w:ind w:left="5040" w:hanging="360"/>
+      </w:pPr>
+      <w:rPr>
+        <w:rFonts w:ascii="Symbol" w:hAnsi="Symbol" w:hint="default"/>
+      </w:rPr>
+    </w:lvl>
+    <w:lvl w:ilvl="7" w:tplc="340A0003" w:tentative="1">
+      <w:start w:val="1"/>
+      <w:numFmt w:val="bullet"/>
+      <w:lvlText w:val="o"/>
+      <w:lvlJc w:val="left"/>
+      <w:pPr>
+        <w:ind w:left="5760" w:hanging="360"/>
+      </w:pPr>
+      <w:rPr>
+        <w:rFonts w:ascii="Courier New" w:hAnsi="Courier New" w:cs="Courier New" w:hint="default"/>
+      </w:rPr>
+    </w:lvl>
+    <w:lvl w:ilvl="8" w:tplc="340A0005" w:tentative="1">
+      <w:start w:val="1"/>
+      <w:numFmt w:val="bullet"/>
+      <w:lvlText w:val=""/>
+      <w:lvlJc w:val="left"/>
+      <w:pPr>
+        <w:ind w:left="6480" w:hanging="360"/>
+      </w:pPr>
+      <w:rPr>
+        <w:rFonts w:ascii="Wingdings" w:hAnsi="Wingdings" w:hint="default"/>
+      </w:rPr>
+    </w:lvl>
+  </w:abstractNum>
+  <w:abstractNum w:abstractNumId="1" w15:restartNumberingAfterBreak="0">
     <w:nsid w:val="2FFD4C7F"/>
     <w:multiLevelType w:val="multilevel"/>
     <w:tmpl w:val="CAF0F936"/>
@@ -3815,6 +4161,9 @@
     </w:lvl>
   </w:abstractNum>
   <w:num w:numId="1" w16cid:durableId="1108046142">
+    <w:abstractNumId w:val="1"/>
+  </w:num>
+  <w:num w:numId="2" w16cid:durableId="1948004640">
     <w:abstractNumId w:val="0"/>
   </w:num>
 </w:numbering>
@@ -4513,6 +4862,17 @@
       <w:szCs w:val="20"/>
     </w:rPr>
   </w:style>
+  <w:style w:type="paragraph" w:styleId="Prrafodelista">
+    <w:name w:val="List Paragraph"/>
+    <w:basedOn w:val="Normal"/>
+    <w:uiPriority w:val="34"/>
+    <w:qFormat/>
+    <w:rsid w:val="005D59D8"/>
+    <w:pPr>
+      <w:ind w:left="720"/>
+      <w:contextualSpacing/>
+    </w:pPr>
+  </w:style>
 </w:styles>
 </file>
 
@@ -4812,12 +5172,9 @@
 </file>
 
 <file path=customXml/item1.xml><?xml version="1.0" encoding="utf-8"?>
-<?mso-contentType ?>
-<FormTemplates xmlns="http://schemas.microsoft.com/sharepoint/v3/contenttype/forms">
-  <Display>DocumentLibraryForm</Display>
-  <Edit>DocumentLibraryForm</Edit>
-  <New>DocumentLibraryForm</New>
-</FormTemplates>
+<p:properties xmlns:p="http://schemas.microsoft.com/office/2006/metadata/properties" xmlns:xsi="http://www.w3.org/2001/XMLSchema-instance" xmlns:pc="http://schemas.microsoft.com/office/infopath/2007/PartnerControls">
+  <documentManagement/>
+</p:properties>
 </file>
 
 <file path=customXml/item2.xml><?xml version="1.0" encoding="utf-8"?>
@@ -4953,15 +5310,19 @@
 </file>
 
 <file path=customXml/item3.xml><?xml version="1.0" encoding="utf-8"?>
-<p:properties xmlns:p="http://schemas.microsoft.com/office/2006/metadata/properties" xmlns:xsi="http://www.w3.org/2001/XMLSchema-instance" xmlns:pc="http://schemas.microsoft.com/office/infopath/2007/PartnerControls">
-  <documentManagement/>
-</p:properties>
+<?mso-contentType ?>
+<FormTemplates xmlns="http://schemas.microsoft.com/sharepoint/v3/contenttype/forms">
+  <Display>DocumentLibraryForm</Display>
+  <Edit>DocumentLibraryForm</Edit>
+  <New>DocumentLibraryForm</New>
+</FormTemplates>
 </file>
 
 <file path=customXml/itemProps1.xml><?xml version="1.0" encoding="utf-8"?>
-<ds:datastoreItem xmlns:ds="http://schemas.openxmlformats.org/officeDocument/2006/customXml" ds:itemID="{D51C61E4-DB75-4684-AD25-71F546404E96}">
+<ds:datastoreItem xmlns:ds="http://schemas.openxmlformats.org/officeDocument/2006/customXml" ds:itemID="{46CA5683-AF87-4E40-B841-2E23A3B52406}">
   <ds:schemaRefs>
-    <ds:schemaRef ds:uri="http://schemas.microsoft.com/sharepoint/v3/contenttype/forms"/>
+    <ds:schemaRef ds:uri="http://schemas.microsoft.com/office/2006/metadata/properties"/>
+    <ds:schemaRef ds:uri="http://schemas.microsoft.com/office/infopath/2007/PartnerControls"/>
   </ds:schemaRefs>
 </ds:datastoreItem>
 </file>
@@ -4985,10 +5346,9 @@
 </file>
 
 <file path=customXml/itemProps3.xml><?xml version="1.0" encoding="utf-8"?>
-<ds:datastoreItem xmlns:ds="http://schemas.openxmlformats.org/officeDocument/2006/customXml" ds:itemID="{46CA5683-AF87-4E40-B841-2E23A3B52406}">
+<ds:datastoreItem xmlns:ds="http://schemas.openxmlformats.org/officeDocument/2006/customXml" ds:itemID="{D51C61E4-DB75-4684-AD25-71F546404E96}">
   <ds:schemaRefs>
-    <ds:schemaRef ds:uri="http://schemas.microsoft.com/office/2006/metadata/properties"/>
-    <ds:schemaRef ds:uri="http://schemas.microsoft.com/office/infopath/2007/PartnerControls"/>
+    <ds:schemaRef ds:uri="http://schemas.microsoft.com/sharepoint/v3/contenttype/forms"/>
   </ds:schemaRefs>
 </ds:datastoreItem>
 </file>
--- a/Fase 2/Evidencias grupales/2.4_GuiaEstudiante_Fase 2_DesarrolloProyecto APT.docx
+++ b/Fase 2/Evidencias grupales/2.4_GuiaEstudiante_Fase 2_DesarrolloProyecto APT.docx
@@ -619,133 +619,21 @@
               <w:jc w:val="both"/>
               <w:rPr>
                 <w:rFonts w:ascii="Calibri" w:hAnsi="Calibri" w:cs="Arial"/>
-                <w:i/>
-                <w:color w:val="548DD4"/>
-                <w:sz w:val="20"/>
-                <w:szCs w:val="20"/>
-                <w:lang w:eastAsia="es-CL"/>
-              </w:rPr>
-            </w:pPr>
-            <w:r>
-              <w:rPr>
-                <w:rFonts w:ascii="Calibri" w:hAnsi="Calibri" w:cs="Arial"/>
-                <w:i/>
-                <w:color w:val="548DD4"/>
-                <w:sz w:val="20"/>
-                <w:szCs w:val="20"/>
-                <w:lang w:eastAsia="es-CL"/>
-              </w:rPr>
-              <w:t xml:space="preserve">En esta </w:t>
-            </w:r>
-            <w:r>
-              <w:rPr>
-                <w:rFonts w:ascii="Calibri" w:hAnsi="Calibri" w:cs="Arial"/>
-                <w:i/>
-                <w:color w:val="548DD4"/>
-                <w:sz w:val="20"/>
-                <w:szCs w:val="20"/>
-                <w:lang w:eastAsia="es-CL"/>
-              </w:rPr>
-              <w:t>sección</w:t>
-            </w:r>
-            <w:r>
-              <w:rPr>
-                <w:rFonts w:ascii="Calibri" w:hAnsi="Calibri" w:cs="Arial"/>
-                <w:i/>
-                <w:color w:val="548DD4"/>
-                <w:sz w:val="20"/>
-                <w:szCs w:val="20"/>
-                <w:lang w:eastAsia="es-CL"/>
-              </w:rPr>
-              <w:t xml:space="preserve"> deberá</w:t>
-            </w:r>
-            <w:r>
-              <w:rPr>
-                <w:rFonts w:ascii="Calibri" w:hAnsi="Calibri" w:cs="Arial"/>
-                <w:i/>
-                <w:color w:val="548DD4"/>
-                <w:sz w:val="20"/>
-                <w:szCs w:val="20"/>
-                <w:lang w:eastAsia="es-CL"/>
-              </w:rPr>
-              <w:t>s</w:t>
-            </w:r>
-            <w:r>
-              <w:rPr>
-                <w:rFonts w:ascii="Calibri" w:hAnsi="Calibri" w:cs="Arial"/>
-                <w:i/>
-                <w:color w:val="548DD4"/>
-                <w:sz w:val="20"/>
-                <w:szCs w:val="20"/>
-                <w:lang w:eastAsia="es-CL"/>
-              </w:rPr>
-              <w:t xml:space="preserve"> </w:t>
-            </w:r>
-            <w:r>
-              <w:rPr>
-                <w:rFonts w:ascii="Calibri" w:hAnsi="Calibri" w:cs="Arial"/>
-                <w:i/>
-                <w:color w:val="548DD4"/>
-                <w:sz w:val="20"/>
-                <w:szCs w:val="20"/>
-                <w:lang w:eastAsia="es-CL"/>
-              </w:rPr>
-              <w:t xml:space="preserve">realizar un resumen de los avances que has realizado en tu proyecto APT. </w:t>
-            </w:r>
-            <w:r>
-              <w:rPr>
-                <w:rFonts w:ascii="Calibri" w:hAnsi="Calibri" w:cs="Arial"/>
-                <w:i/>
-                <w:color w:val="548DD4"/>
-                <w:sz w:val="20"/>
-                <w:szCs w:val="20"/>
-                <w:lang w:eastAsia="es-CL"/>
-              </w:rPr>
-              <w:t xml:space="preserve">Relata </w:t>
-            </w:r>
-            <w:r>
-              <w:rPr>
-                <w:rFonts w:ascii="Calibri" w:hAnsi="Calibri" w:cs="Arial"/>
-                <w:i/>
-                <w:color w:val="548DD4"/>
-                <w:sz w:val="20"/>
-                <w:szCs w:val="20"/>
-                <w:lang w:eastAsia="es-CL"/>
-              </w:rPr>
-              <w:t xml:space="preserve">brevemente </w:t>
-            </w:r>
-            <w:r>
-              <w:rPr>
-                <w:rFonts w:ascii="Calibri" w:hAnsi="Calibri" w:cs="Arial"/>
-                <w:i/>
-                <w:color w:val="548DD4"/>
-                <w:sz w:val="20"/>
-                <w:szCs w:val="20"/>
-                <w:lang w:eastAsia="es-CL"/>
-              </w:rPr>
-              <w:t xml:space="preserve">qué </w:t>
-            </w:r>
-            <w:r>
-              <w:rPr>
-                <w:rFonts w:ascii="Calibri" w:hAnsi="Calibri" w:cs="Arial"/>
-                <w:i/>
-                <w:color w:val="548DD4"/>
-                <w:sz w:val="20"/>
-                <w:szCs w:val="20"/>
-                <w:lang w:eastAsia="es-CL"/>
-              </w:rPr>
-              <w:t xml:space="preserve">actividades </w:t>
-            </w:r>
-            <w:r>
-              <w:rPr>
-                <w:rFonts w:ascii="Calibri" w:hAnsi="Calibri" w:cs="Arial"/>
-                <w:i/>
-                <w:color w:val="548DD4"/>
-                <w:sz w:val="20"/>
-                <w:szCs w:val="20"/>
-                <w:lang w:eastAsia="es-CL"/>
-              </w:rPr>
-              <w:t>del proyecto has llevado a cabo y qué objetivos específicos has cumplido hasta el minuto y de qué manera.</w:t>
+                <w:iCs/>
+                <w:sz w:val="20"/>
+                <w:szCs w:val="20"/>
+                <w:lang w:eastAsia="es-CL"/>
+              </w:rPr>
+            </w:pPr>
+            <w:r>
+              <w:rPr>
+                <w:rFonts w:ascii="Calibri" w:hAnsi="Calibri" w:cs="Arial"/>
+                <w:iCs/>
+                <w:sz w:val="20"/>
+                <w:szCs w:val="20"/>
+                <w:lang w:eastAsia="es-CL"/>
+              </w:rPr>
+              <w:t>El avance de proyecto se centra el levantamiento del diseño, la creación de las funcionalidades del aplicativo y la integración de la pasarla de pagos Transbank.</w:t>
             </w:r>
           </w:p>
           <w:p>
@@ -753,58 +641,75 @@
               <w:jc w:val="both"/>
               <w:rPr>
                 <w:rFonts w:ascii="Calibri" w:hAnsi="Calibri" w:cs="Arial"/>
-                <w:i/>
-                <w:color w:val="548DD4"/>
-                <w:sz w:val="20"/>
-                <w:szCs w:val="20"/>
-                <w:lang w:eastAsia="es-CL"/>
-              </w:rPr>
-            </w:pPr>
-            <w:proofErr w:type="gramStart"/>
-            <w:r>
-              <w:rPr>
-                <w:rFonts w:ascii="Calibri" w:hAnsi="Calibri" w:cs="Arial"/>
-                <w:i/>
-                <w:color w:val="548DD4"/>
-                <w:sz w:val="20"/>
-                <w:szCs w:val="20"/>
-                <w:lang w:eastAsia="es-CL"/>
-              </w:rPr>
-              <w:t>En caso que</w:t>
-            </w:r>
-            <w:proofErr w:type="gramEnd"/>
-            <w:r>
-              <w:rPr>
-                <w:rFonts w:ascii="Calibri" w:hAnsi="Calibri" w:cs="Arial"/>
-                <w:i/>
-                <w:color w:val="548DD4"/>
-                <w:sz w:val="20"/>
-                <w:szCs w:val="20"/>
-                <w:lang w:eastAsia="es-CL"/>
-              </w:rPr>
-              <w:t xml:space="preserve"> hayas realizado ajustes a los objetivos o metodología, debes incluir dichos apartados nuevamente en este informe, señalando cuáles son dichos ajustes.</w:t>
-            </w:r>
-          </w:p>
-          <w:p>
-            <w:pPr>
-              <w:jc w:val="both"/>
-              <w:rPr>
-                <w:rFonts w:ascii="Calibri" w:hAnsi="Calibri" w:cs="Arial"/>
-                <w:iCs/>
-                <w:sz w:val="20"/>
-                <w:szCs w:val="20"/>
-                <w:lang w:eastAsia="es-CL"/>
-              </w:rPr>
-            </w:pPr>
-            <w:r>
-              <w:rPr>
-                <w:rFonts w:ascii="Calibri" w:hAnsi="Calibri" w:cs="Arial"/>
-                <w:iCs/>
-                <w:sz w:val="20"/>
-                <w:szCs w:val="20"/>
-                <w:lang w:eastAsia="es-CL"/>
-              </w:rPr>
-              <w:t>El avance de proyecto se centra el levantamiento del diseño, la creación de las funcionalidades del aplicativo y la integración de la pasarla de pagos Transbank.</w:t>
+                <w:iCs/>
+                <w:sz w:val="20"/>
+                <w:szCs w:val="20"/>
+                <w:lang w:eastAsia="es-CL"/>
+              </w:rPr>
+            </w:pPr>
+            <w:r>
+              <w:rPr>
+                <w:rFonts w:ascii="Calibri" w:hAnsi="Calibri" w:cs="Arial"/>
+                <w:iCs/>
+                <w:sz w:val="20"/>
+                <w:szCs w:val="20"/>
+                <w:lang w:eastAsia="es-CL"/>
+              </w:rPr>
+              <w:t>Además,</w:t>
+            </w:r>
+            <w:r>
+              <w:rPr>
+                <w:rFonts w:ascii="Calibri" w:hAnsi="Calibri" w:cs="Arial"/>
+                <w:iCs/>
+                <w:sz w:val="20"/>
+                <w:szCs w:val="20"/>
+                <w:lang w:eastAsia="es-CL"/>
+              </w:rPr>
+              <w:t xml:space="preserve"> se crearon los primeros </w:t>
+            </w:r>
+            <w:proofErr w:type="spellStart"/>
+            <w:r>
+              <w:rPr>
+                <w:rFonts w:ascii="Calibri" w:hAnsi="Calibri" w:cs="Arial"/>
+                <w:iCs/>
+                <w:sz w:val="20"/>
+                <w:szCs w:val="20"/>
+                <w:lang w:eastAsia="es-CL"/>
+              </w:rPr>
+              <w:t>MockUps</w:t>
+            </w:r>
+            <w:proofErr w:type="spellEnd"/>
+            <w:r>
+              <w:rPr>
+                <w:rFonts w:ascii="Calibri" w:hAnsi="Calibri" w:cs="Arial"/>
+                <w:iCs/>
+                <w:sz w:val="20"/>
+                <w:szCs w:val="20"/>
+                <w:lang w:eastAsia="es-CL"/>
+              </w:rPr>
+              <w:t xml:space="preserve"> para la fase final que incluye reportería tipo ETL para el ADMIN y un </w:t>
+            </w:r>
+            <w:proofErr w:type="spellStart"/>
+            <w:r>
+              <w:rPr>
+                <w:rFonts w:ascii="Calibri" w:hAnsi="Calibri" w:cs="Arial"/>
+                <w:iCs/>
+                <w:sz w:val="20"/>
+                <w:szCs w:val="20"/>
+                <w:lang w:eastAsia="es-CL"/>
+              </w:rPr>
+              <w:t>ChatBot</w:t>
+            </w:r>
+            <w:proofErr w:type="spellEnd"/>
+            <w:r>
+              <w:rPr>
+                <w:rFonts w:ascii="Calibri" w:hAnsi="Calibri" w:cs="Arial"/>
+                <w:iCs/>
+                <w:sz w:val="20"/>
+                <w:szCs w:val="20"/>
+                <w:lang w:eastAsia="es-CL"/>
+              </w:rPr>
+              <w:t xml:space="preserve"> asistente virtual para el cliente </w:t>
             </w:r>
           </w:p>
           <w:p>
@@ -886,7 +791,6 @@
               </w:rPr>
               <w:t xml:space="preserve">Los objetivos definidos previamente fueron los </w:t>
             </w:r>
-            <w:proofErr w:type="gramStart"/>
             <w:r>
               <w:rPr>
                 <w:rFonts w:ascii="Calibri" w:hAnsi="Calibri" w:cs="Arial"/>
@@ -896,9 +800,8 @@
                 <w:szCs w:val="20"/>
                 <w:lang w:eastAsia="es-CL"/>
               </w:rPr>
-              <w:t>siguientes :</w:t>
-            </w:r>
-            <w:proofErr w:type="gramEnd"/>
+              <w:t>siguientes:</w:t>
+            </w:r>
             <w:r>
               <w:rPr>
                 <w:rFonts w:ascii="Calibri" w:hAnsi="Calibri" w:cs="Arial"/>
@@ -1177,7 +1080,6 @@
                 <w:rFonts w:ascii="Calibri" w:hAnsi="Calibri"/>
                 <w:color w:val="1F3864" w:themeColor="accent1" w:themeShade="80"/>
               </w:rPr>
-              <w:lastRenderedPageBreak/>
               <w:t>Evidencias de avance</w:t>
             </w:r>
           </w:p>
@@ -1192,309 +1094,69 @@
               <w:jc w:val="both"/>
               <w:rPr>
                 <w:rFonts w:ascii="Calibri" w:hAnsi="Calibri" w:cs="Arial"/>
-                <w:i/>
-                <w:color w:val="548DD4"/>
-                <w:sz w:val="20"/>
-                <w:szCs w:val="20"/>
-                <w:lang w:eastAsia="es-CL"/>
-              </w:rPr>
-            </w:pPr>
-            <w:r>
-              <w:rPr>
-                <w:rFonts w:ascii="Calibri" w:hAnsi="Calibri" w:cs="Arial"/>
-                <w:i/>
-                <w:color w:val="548DD4"/>
-                <w:sz w:val="20"/>
-                <w:szCs w:val="20"/>
-                <w:lang w:eastAsia="es-CL"/>
-              </w:rPr>
-              <w:t>Describe la</w:t>
-            </w:r>
-            <w:r>
-              <w:rPr>
-                <w:rFonts w:ascii="Calibri" w:hAnsi="Calibri" w:cs="Arial"/>
-                <w:i/>
-                <w:color w:val="548DD4"/>
-                <w:sz w:val="20"/>
-                <w:szCs w:val="20"/>
-                <w:lang w:eastAsia="es-CL"/>
-              </w:rPr>
-              <w:t>(</w:t>
-            </w:r>
-            <w:r>
-              <w:rPr>
-                <w:rFonts w:ascii="Calibri" w:hAnsi="Calibri" w:cs="Arial"/>
-                <w:i/>
-                <w:color w:val="548DD4"/>
-                <w:sz w:val="20"/>
-                <w:szCs w:val="20"/>
-                <w:lang w:eastAsia="es-CL"/>
-              </w:rPr>
-              <w:t>s</w:t>
-            </w:r>
-            <w:r>
-              <w:rPr>
-                <w:rFonts w:ascii="Calibri" w:hAnsi="Calibri" w:cs="Arial"/>
-                <w:i/>
-                <w:color w:val="548DD4"/>
-                <w:sz w:val="20"/>
-                <w:szCs w:val="20"/>
-                <w:lang w:eastAsia="es-CL"/>
-              </w:rPr>
-              <w:t>)</w:t>
-            </w:r>
-            <w:r>
-              <w:rPr>
-                <w:rFonts w:ascii="Calibri" w:hAnsi="Calibri" w:cs="Arial"/>
-                <w:i/>
-                <w:color w:val="548DD4"/>
-                <w:sz w:val="20"/>
-                <w:szCs w:val="20"/>
-                <w:lang w:eastAsia="es-CL"/>
-              </w:rPr>
-              <w:t xml:space="preserve"> evidencia</w:t>
-            </w:r>
-            <w:r>
-              <w:rPr>
-                <w:rFonts w:ascii="Calibri" w:hAnsi="Calibri" w:cs="Arial"/>
-                <w:i/>
-                <w:color w:val="548DD4"/>
-                <w:sz w:val="20"/>
-                <w:szCs w:val="20"/>
-                <w:lang w:eastAsia="es-CL"/>
-              </w:rPr>
-              <w:t>(</w:t>
-            </w:r>
-            <w:r>
-              <w:rPr>
-                <w:rFonts w:ascii="Calibri" w:hAnsi="Calibri" w:cs="Arial"/>
-                <w:i/>
-                <w:color w:val="548DD4"/>
-                <w:sz w:val="20"/>
-                <w:szCs w:val="20"/>
-                <w:lang w:eastAsia="es-CL"/>
-              </w:rPr>
-              <w:t>s</w:t>
-            </w:r>
-            <w:r>
-              <w:rPr>
-                <w:rFonts w:ascii="Calibri" w:hAnsi="Calibri" w:cs="Arial"/>
-                <w:i/>
-                <w:color w:val="548DD4"/>
-                <w:sz w:val="20"/>
-                <w:szCs w:val="20"/>
-                <w:lang w:eastAsia="es-CL"/>
-              </w:rPr>
-              <w:t>)</w:t>
-            </w:r>
-            <w:r>
-              <w:rPr>
-                <w:rFonts w:ascii="Calibri" w:hAnsi="Calibri" w:cs="Arial"/>
-                <w:i/>
-                <w:color w:val="548DD4"/>
-                <w:sz w:val="20"/>
-                <w:szCs w:val="20"/>
-                <w:lang w:eastAsia="es-CL"/>
-              </w:rPr>
-              <w:t xml:space="preserve"> que </w:t>
-            </w:r>
-            <w:r>
-              <w:rPr>
-                <w:rFonts w:ascii="Calibri" w:hAnsi="Calibri" w:cs="Arial"/>
-                <w:i/>
-                <w:color w:val="548DD4"/>
-                <w:sz w:val="20"/>
-                <w:szCs w:val="20"/>
-                <w:lang w:eastAsia="es-CL"/>
-              </w:rPr>
-              <w:t xml:space="preserve">presentarás en este informe de avance y justifica </w:t>
-            </w:r>
-            <w:r>
-              <w:rPr>
-                <w:rFonts w:ascii="Calibri" w:hAnsi="Calibri" w:cs="Arial"/>
-                <w:i/>
-                <w:color w:val="548DD4"/>
-                <w:sz w:val="20"/>
-                <w:szCs w:val="20"/>
-                <w:lang w:eastAsia="es-CL"/>
-              </w:rPr>
-              <w:t xml:space="preserve">de qué manera </w:t>
-            </w:r>
-            <w:r>
-              <w:rPr>
-                <w:rFonts w:ascii="Calibri" w:hAnsi="Calibri" w:cs="Arial"/>
-                <w:i/>
-                <w:color w:val="548DD4"/>
-                <w:sz w:val="20"/>
-                <w:szCs w:val="20"/>
-                <w:lang w:eastAsia="es-CL"/>
-              </w:rPr>
-              <w:t>esta</w:t>
-            </w:r>
-            <w:r>
-              <w:rPr>
-                <w:rFonts w:ascii="Calibri" w:hAnsi="Calibri" w:cs="Arial"/>
-                <w:i/>
-                <w:color w:val="548DD4"/>
-                <w:sz w:val="20"/>
-                <w:szCs w:val="20"/>
-                <w:lang w:eastAsia="es-CL"/>
-              </w:rPr>
-              <w:t>(</w:t>
-            </w:r>
-            <w:r>
-              <w:rPr>
-                <w:rFonts w:ascii="Calibri" w:hAnsi="Calibri" w:cs="Arial"/>
-                <w:i/>
-                <w:color w:val="548DD4"/>
-                <w:sz w:val="20"/>
-                <w:szCs w:val="20"/>
-                <w:lang w:eastAsia="es-CL"/>
-              </w:rPr>
-              <w:t>s</w:t>
-            </w:r>
-            <w:r>
-              <w:rPr>
-                <w:rFonts w:ascii="Calibri" w:hAnsi="Calibri" w:cs="Arial"/>
-                <w:i/>
-                <w:color w:val="548DD4"/>
-                <w:sz w:val="20"/>
-                <w:szCs w:val="20"/>
-                <w:lang w:eastAsia="es-CL"/>
-              </w:rPr>
-              <w:t>)</w:t>
-            </w:r>
-            <w:r>
-              <w:rPr>
-                <w:rFonts w:ascii="Calibri" w:hAnsi="Calibri" w:cs="Arial"/>
-                <w:i/>
-                <w:color w:val="548DD4"/>
-                <w:sz w:val="20"/>
-                <w:szCs w:val="20"/>
-                <w:lang w:eastAsia="es-CL"/>
-              </w:rPr>
-              <w:t xml:space="preserve"> evidencia</w:t>
-            </w:r>
-            <w:r>
-              <w:rPr>
-                <w:rFonts w:ascii="Calibri" w:hAnsi="Calibri" w:cs="Arial"/>
-                <w:i/>
-                <w:color w:val="548DD4"/>
-                <w:sz w:val="20"/>
-                <w:szCs w:val="20"/>
-                <w:lang w:eastAsia="es-CL"/>
-              </w:rPr>
-              <w:t>(</w:t>
-            </w:r>
-            <w:r>
-              <w:rPr>
-                <w:rFonts w:ascii="Calibri" w:hAnsi="Calibri" w:cs="Arial"/>
-                <w:i/>
-                <w:color w:val="548DD4"/>
-                <w:sz w:val="20"/>
-                <w:szCs w:val="20"/>
-                <w:lang w:eastAsia="es-CL"/>
-              </w:rPr>
-              <w:t>s</w:t>
-            </w:r>
-            <w:r>
-              <w:rPr>
-                <w:rFonts w:ascii="Calibri" w:hAnsi="Calibri" w:cs="Arial"/>
-                <w:i/>
-                <w:color w:val="548DD4"/>
-                <w:sz w:val="20"/>
-                <w:szCs w:val="20"/>
-                <w:lang w:eastAsia="es-CL"/>
-              </w:rPr>
-              <w:t>)</w:t>
-            </w:r>
-            <w:r>
-              <w:rPr>
-                <w:rFonts w:ascii="Calibri" w:hAnsi="Calibri" w:cs="Arial"/>
-                <w:i/>
-                <w:color w:val="548DD4"/>
-                <w:sz w:val="20"/>
-                <w:szCs w:val="20"/>
-                <w:lang w:eastAsia="es-CL"/>
-              </w:rPr>
-              <w:t xml:space="preserve"> </w:t>
-            </w:r>
-            <w:r>
-              <w:rPr>
-                <w:rFonts w:ascii="Calibri" w:hAnsi="Calibri" w:cs="Arial"/>
-                <w:i/>
-                <w:color w:val="548DD4"/>
-                <w:sz w:val="20"/>
-                <w:szCs w:val="20"/>
-                <w:lang w:eastAsia="es-CL"/>
-              </w:rPr>
-              <w:t xml:space="preserve">permite(n) </w:t>
-            </w:r>
-            <w:r>
-              <w:rPr>
-                <w:rFonts w:ascii="Calibri" w:hAnsi="Calibri" w:cs="Arial"/>
-                <w:i/>
-                <w:color w:val="548DD4"/>
-                <w:sz w:val="20"/>
-                <w:szCs w:val="20"/>
-                <w:lang w:eastAsia="es-CL"/>
-              </w:rPr>
-              <w:t>da</w:t>
-            </w:r>
-            <w:r>
-              <w:rPr>
-                <w:rFonts w:ascii="Calibri" w:hAnsi="Calibri" w:cs="Arial"/>
-                <w:i/>
-                <w:color w:val="548DD4"/>
-                <w:sz w:val="20"/>
-                <w:szCs w:val="20"/>
-                <w:lang w:eastAsia="es-CL"/>
-              </w:rPr>
-              <w:t>r</w:t>
-            </w:r>
-            <w:r>
-              <w:rPr>
-                <w:rFonts w:ascii="Calibri" w:hAnsi="Calibri" w:cs="Arial"/>
-                <w:i/>
-                <w:color w:val="548DD4"/>
-                <w:sz w:val="20"/>
-                <w:szCs w:val="20"/>
-                <w:lang w:eastAsia="es-CL"/>
-              </w:rPr>
-              <w:t xml:space="preserve"> cuenta del </w:t>
-            </w:r>
-            <w:r>
-              <w:rPr>
-                <w:rFonts w:ascii="Calibri" w:hAnsi="Calibri" w:cs="Arial"/>
-                <w:i/>
-                <w:color w:val="548DD4"/>
-                <w:sz w:val="20"/>
-                <w:szCs w:val="20"/>
-                <w:lang w:eastAsia="es-CL"/>
-              </w:rPr>
-              <w:t>desarrollo</w:t>
-            </w:r>
-            <w:r>
-              <w:rPr>
-                <w:rFonts w:ascii="Calibri" w:hAnsi="Calibri" w:cs="Arial"/>
-                <w:i/>
-                <w:color w:val="548DD4"/>
-                <w:sz w:val="20"/>
-                <w:szCs w:val="20"/>
-                <w:lang w:eastAsia="es-CL"/>
-              </w:rPr>
-              <w:t xml:space="preserve"> </w:t>
-            </w:r>
-            <w:r>
-              <w:rPr>
-                <w:rFonts w:ascii="Calibri" w:hAnsi="Calibri" w:cs="Arial"/>
-                <w:i/>
-                <w:color w:val="548DD4"/>
-                <w:sz w:val="20"/>
-                <w:szCs w:val="20"/>
-                <w:lang w:eastAsia="es-CL"/>
-              </w:rPr>
-              <w:t>del proyecto.</w:t>
+                <w:b/>
+                <w:iCs/>
+                <w:sz w:val="20"/>
+                <w:szCs w:val="20"/>
+                <w:lang w:eastAsia="es-CL"/>
+              </w:rPr>
+            </w:pPr>
+            <w:r>
+              <w:rPr>
+                <w:rFonts w:ascii="Calibri" w:hAnsi="Calibri" w:cs="Arial"/>
+                <w:b/>
+                <w:iCs/>
+                <w:sz w:val="20"/>
+                <w:szCs w:val="20"/>
+                <w:lang w:eastAsia="es-CL"/>
+              </w:rPr>
+              <w:t>Para evidenciar el avance del proyecto se adjunta el siguiente repositorio de GitHub</w:t>
+            </w:r>
+            <w:r>
+              <w:rPr>
+                <w:rFonts w:ascii="Calibri" w:hAnsi="Calibri" w:cs="Arial"/>
+                <w:b/>
+                <w:iCs/>
+                <w:sz w:val="20"/>
+                <w:szCs w:val="20"/>
+                <w:lang w:eastAsia="es-CL"/>
+              </w:rPr>
+              <w:t xml:space="preserve">, en el cual se puedo observar a través de los </w:t>
+            </w:r>
+            <w:proofErr w:type="spellStart"/>
+            <w:r>
+              <w:rPr>
+                <w:rFonts w:ascii="Calibri" w:hAnsi="Calibri" w:cs="Arial"/>
+                <w:b/>
+                <w:iCs/>
+                <w:sz w:val="20"/>
+                <w:szCs w:val="20"/>
+                <w:lang w:eastAsia="es-CL"/>
+              </w:rPr>
+              <w:t>Commits</w:t>
+            </w:r>
+            <w:proofErr w:type="spellEnd"/>
+            <w:r>
+              <w:rPr>
+                <w:rFonts w:ascii="Calibri" w:hAnsi="Calibri" w:cs="Arial"/>
+                <w:b/>
+                <w:iCs/>
+                <w:sz w:val="20"/>
+                <w:szCs w:val="20"/>
+                <w:lang w:eastAsia="es-CL"/>
+              </w:rPr>
+              <w:t xml:space="preserve"> el avance modular</w:t>
+            </w:r>
+            <w:r>
+              <w:rPr>
+                <w:rFonts w:ascii="Calibri" w:hAnsi="Calibri" w:cs="Arial"/>
+                <w:b/>
+                <w:iCs/>
+                <w:sz w:val="20"/>
+                <w:szCs w:val="20"/>
+                <w:lang w:eastAsia="es-CL"/>
+              </w:rPr>
+              <w:t xml:space="preserve"> en base al cronograma del proyecto:  </w:t>
             </w:r>
           </w:p>
           <w:p>
@@ -1502,34 +1164,23 @@
               <w:jc w:val="both"/>
               <w:rPr>
                 <w:rFonts w:ascii="Calibri" w:hAnsi="Calibri" w:cs="Arial"/>
-                <w:i/>
-                <w:color w:val="548DD4"/>
-                <w:sz w:val="20"/>
-                <w:szCs w:val="20"/>
-                <w:lang w:eastAsia="es-CL"/>
-              </w:rPr>
-            </w:pPr>
-            <w:r>
-              <w:rPr>
-                <w:rFonts w:ascii="Calibri" w:hAnsi="Calibri" w:cs="Arial"/>
-                <w:i/>
-                <w:color w:val="548DD4"/>
-                <w:sz w:val="20"/>
-                <w:szCs w:val="20"/>
-                <w:lang w:eastAsia="es-CL"/>
-              </w:rPr>
-              <w:t xml:space="preserve">En caso de ser pertinente </w:t>
-            </w:r>
-            <w:r>
-              <w:rPr>
-                <w:rFonts w:ascii="Calibri" w:hAnsi="Calibri" w:cs="Arial"/>
-                <w:i/>
-                <w:color w:val="548DD4"/>
-                <w:sz w:val="20"/>
-                <w:szCs w:val="20"/>
-                <w:lang w:eastAsia="es-CL"/>
-              </w:rPr>
-              <w:t>explica cómo resguardaste la calidad de tu Proyecto APT a partir de aspectos propios de tu disciplina (correcta aplicación de metodologías, actividades, herramientas, recursos propios, etc.).</w:t>
+                <w:b/>
+                <w:iCs/>
+                <w:sz w:val="20"/>
+                <w:szCs w:val="20"/>
+                <w:lang w:eastAsia="es-CL"/>
+              </w:rPr>
+            </w:pPr>
+            <w:r>
+              <w:rPr>
+                <w:rFonts w:ascii="Calibri" w:hAnsi="Calibri" w:cs="Arial"/>
+                <w:b/>
+                <w:iCs/>
+                <w:sz w:val="20"/>
+                <w:szCs w:val="20"/>
+                <w:lang w:eastAsia="es-CL"/>
+              </w:rPr>
+              <w:t>https://github.com/victorblanco666/InversionesLtda.API.git</w:t>
             </w:r>
           </w:p>
           <w:p>
@@ -1538,24 +1189,12 @@
               <w:rPr>
                 <w:rFonts w:ascii="Calibri" w:hAnsi="Calibri" w:cs="Arial"/>
                 <w:b/>
-                <w:i/>
-                <w:color w:val="548DD4"/>
-                <w:sz w:val="20"/>
-                <w:szCs w:val="20"/>
-                <w:lang w:eastAsia="es-CL"/>
-              </w:rPr>
-            </w:pPr>
-            <w:r>
-              <w:rPr>
-                <w:rFonts w:ascii="Calibri" w:hAnsi="Calibri" w:cs="Arial"/>
-                <w:i/>
-                <w:color w:val="548DD4"/>
-                <w:sz w:val="20"/>
-                <w:szCs w:val="20"/>
-                <w:lang w:eastAsia="es-CL"/>
-              </w:rPr>
-              <w:t>En este apartado adjuntar la(s) evidencia(s) seleccionada(s) para ser evaluada por el docente.</w:t>
-            </w:r>
+                <w:iCs/>
+                <w:sz w:val="20"/>
+                <w:szCs w:val="20"/>
+                <w:lang w:eastAsia="es-CL"/>
+              </w:rPr>
+            </w:pPr>
           </w:p>
         </w:tc>
       </w:tr>
@@ -1604,14 +1243,14 @@
               <w:tblLook w:val="04A0" w:firstRow="1" w:lastRow="0" w:firstColumn="1" w:lastColumn="0" w:noHBand="0" w:noVBand="1"/>
             </w:tblPr>
             <w:tblGrid>
-              <w:gridCol w:w="1277"/>
-              <w:gridCol w:w="1065"/>
-              <w:gridCol w:w="1146"/>
-              <w:gridCol w:w="1085"/>
-              <w:gridCol w:w="1234"/>
-              <w:gridCol w:w="1287"/>
-              <w:gridCol w:w="1283"/>
-              <w:gridCol w:w="1399"/>
+              <w:gridCol w:w="1262"/>
+              <w:gridCol w:w="1062"/>
+              <w:gridCol w:w="1260"/>
+              <w:gridCol w:w="1016"/>
+              <w:gridCol w:w="1223"/>
+              <w:gridCol w:w="1483"/>
+              <w:gridCol w:w="1211"/>
+              <w:gridCol w:w="1259"/>
             </w:tblGrid>
             <w:tr>
               <w:trPr>
@@ -1638,6 +1277,7 @@
                       <w:color w:val="1F3864" w:themeColor="accent1" w:themeShade="80"/>
                       <w:sz w:val="18"/>
                     </w:rPr>
+                    <w:lastRenderedPageBreak/>
                     <w:t>Plan de Trabajo</w:t>
                   </w:r>
                 </w:p>
@@ -1892,58 +1532,121 @@
                   </w:pPr>
                   <w:r>
                     <w:rPr>
-                      <w:rFonts w:ascii="Calibri" w:hAnsi="Calibri" w:cs="Arial"/>
-                      <w:i/>
-                      <w:color w:val="548DD4"/>
-                      <w:sz w:val="18"/>
-                      <w:szCs w:val="20"/>
-                      <w:lang w:eastAsia="es-CL"/>
-                    </w:rPr>
-                    <w:t xml:space="preserve">Nombra las competencias o unidades de competencias </w:t>
+                      <w:b/>
+                      <w:sz w:val="18"/>
+                      <w:szCs w:val="24"/>
+                    </w:rPr>
+                    <w:t>-Diseño UX</w:t>
                   </w:r>
+                </w:p>
+                <w:p>
+                  <w:pPr>
+                    <w:jc w:val="both"/>
+                    <w:rPr>
+                      <w:b/>
+                      <w:sz w:val="18"/>
+                      <w:szCs w:val="24"/>
+                    </w:rPr>
+                  </w:pPr>
                   <w:r>
                     <w:rPr>
-                      <w:rFonts w:ascii="Calibri" w:hAnsi="Calibri" w:cs="Arial"/>
-                      <w:i/>
-                      <w:color w:val="548DD4"/>
-                      <w:sz w:val="18"/>
-                      <w:szCs w:val="20"/>
-                      <w:lang w:eastAsia="es-CL"/>
-                    </w:rPr>
-                    <w:t xml:space="preserve">que se relacionan con las diferentes actividades </w:t>
+                      <w:b/>
+                      <w:sz w:val="18"/>
+                      <w:szCs w:val="24"/>
+                    </w:rPr>
+                    <w:t>-</w:t>
                   </w:r>
+                  <w:proofErr w:type="spellStart"/>
                   <w:r>
                     <w:rPr>
-                      <w:rFonts w:ascii="Calibri" w:hAnsi="Calibri" w:cs="Arial"/>
-                      <w:i/>
-                      <w:color w:val="548DD4"/>
-                      <w:sz w:val="18"/>
-                      <w:szCs w:val="20"/>
-                      <w:lang w:eastAsia="es-CL"/>
-                    </w:rPr>
-                    <w:t>requeridas para el desarrollo de</w:t>
+                      <w:b/>
+                      <w:sz w:val="18"/>
+                      <w:szCs w:val="24"/>
+                    </w:rPr>
+                    <w:t>BackEnd</w:t>
                   </w:r>
+                  <w:proofErr w:type="spellEnd"/>
+                </w:p>
+                <w:p>
+                  <w:pPr>
+                    <w:jc w:val="both"/>
+                    <w:rPr>
+                      <w:b/>
+                      <w:sz w:val="18"/>
+                      <w:szCs w:val="24"/>
+                    </w:rPr>
+                  </w:pPr>
                   <w:r>
                     <w:rPr>
-                      <w:rFonts w:ascii="Calibri" w:hAnsi="Calibri" w:cs="Arial"/>
-                      <w:i/>
-                      <w:color w:val="548DD4"/>
-                      <w:sz w:val="18"/>
-                      <w:szCs w:val="20"/>
-                      <w:lang w:eastAsia="es-CL"/>
-                    </w:rPr>
-                    <w:t>l proyecto APT</w:t>
+                      <w:b/>
+                      <w:sz w:val="18"/>
+                      <w:szCs w:val="24"/>
+                    </w:rPr>
+                    <w:t>-</w:t>
                   </w:r>
+                  <w:proofErr w:type="spellStart"/>
                   <w:r>
                     <w:rPr>
-                      <w:rFonts w:ascii="Calibri" w:hAnsi="Calibri" w:cs="Arial"/>
-                      <w:i/>
-                      <w:color w:val="548DD4"/>
-                      <w:sz w:val="18"/>
-                      <w:szCs w:val="20"/>
-                      <w:lang w:eastAsia="es-CL"/>
-                    </w:rPr>
-                    <w:t>.</w:t>
+                      <w:b/>
+                      <w:sz w:val="18"/>
+                      <w:szCs w:val="24"/>
+                    </w:rPr>
+                    <w:t>FrontEnd</w:t>
+                  </w:r>
+                  <w:proofErr w:type="spellEnd"/>
+                </w:p>
+                <w:p>
+                  <w:pPr>
+                    <w:jc w:val="both"/>
+                    <w:rPr>
+                      <w:b/>
+                      <w:sz w:val="18"/>
+                      <w:szCs w:val="24"/>
+                    </w:rPr>
+                  </w:pPr>
+                  <w:r>
+                    <w:rPr>
+                      <w:b/>
+                      <w:sz w:val="18"/>
+                      <w:szCs w:val="24"/>
+                    </w:rPr>
+                    <w:t>-Integración de Plataformas</w:t>
+                  </w:r>
+                </w:p>
+                <w:p>
+                  <w:pPr>
+                    <w:jc w:val="both"/>
+                    <w:rPr>
+                      <w:b/>
+                      <w:sz w:val="18"/>
+                      <w:szCs w:val="24"/>
+                    </w:rPr>
+                  </w:pPr>
+                  <w:r>
+                    <w:rPr>
+                      <w:b/>
+                      <w:sz w:val="18"/>
+                      <w:szCs w:val="24"/>
+                    </w:rPr>
+                    <w:t xml:space="preserve">-Análisis de datos  </w:t>
+                  </w:r>
+                </w:p>
+                <w:p>
+                  <w:pPr>
+                    <w:jc w:val="both"/>
+                    <w:rPr>
+                      <w:b/>
+                      <w:sz w:val="18"/>
+                      <w:szCs w:val="24"/>
+                    </w:rPr>
+                  </w:pPr>
+                  <w:r>
+                    <w:rPr>
+                      <w:b/>
+                      <w:sz w:val="18"/>
+                      <w:szCs w:val="24"/>
+                    </w:rPr>
+                    <w:t xml:space="preserve">-Arquitectura </w:t>
                   </w:r>
                 </w:p>
               </w:tc>
@@ -1955,69 +1658,151 @@
                   <w:pPr>
                     <w:jc w:val="both"/>
                     <w:rPr>
+                      <w:b/>
+                      <w:sz w:val="18"/>
+                      <w:szCs w:val="24"/>
+                    </w:rPr>
+                  </w:pPr>
+                  <w:r>
+                    <w:rPr>
+                      <w:b/>
+                      <w:sz w:val="18"/>
+                      <w:szCs w:val="24"/>
+                    </w:rPr>
+                    <w:t xml:space="preserve">-Desarrollo de interfaz gráfica </w:t>
+                  </w:r>
+                </w:p>
+                <w:p>
+                  <w:pPr>
+                    <w:jc w:val="both"/>
+                    <w:rPr>
+                      <w:b/>
+                      <w:sz w:val="18"/>
+                      <w:szCs w:val="24"/>
+                    </w:rPr>
+                  </w:pPr>
+                  <w:r>
+                    <w:rPr>
+                      <w:b/>
+                      <w:sz w:val="18"/>
+                      <w:szCs w:val="24"/>
+                    </w:rPr>
+                    <w:t xml:space="preserve">-Definición de Modelo Relacional </w:t>
+                  </w:r>
+                </w:p>
+                <w:p>
+                  <w:pPr>
+                    <w:jc w:val="both"/>
+                    <w:rPr>
+                      <w:b/>
+                      <w:sz w:val="18"/>
+                      <w:szCs w:val="24"/>
+                    </w:rPr>
+                  </w:pPr>
+                  <w:r>
+                    <w:rPr>
+                      <w:b/>
+                      <w:sz w:val="18"/>
+                      <w:szCs w:val="24"/>
+                    </w:rPr>
+                    <w:t>- Creación de Base de Datos en SQL Server</w:t>
+                  </w:r>
+                </w:p>
+                <w:p>
+                  <w:pPr>
+                    <w:jc w:val="both"/>
+                    <w:rPr>
+                      <w:b/>
+                      <w:sz w:val="18"/>
+                      <w:szCs w:val="24"/>
+                    </w:rPr>
+                  </w:pPr>
+                  <w:r>
+                    <w:rPr>
+                      <w:b/>
+                      <w:sz w:val="18"/>
+                      <w:szCs w:val="24"/>
+                    </w:rPr>
+                    <w:t>-Desarrollo</w:t>
+                  </w:r>
+                </w:p>
+                <w:p>
+                  <w:pPr>
+                    <w:jc w:val="both"/>
+                    <w:rPr>
+                      <w:b/>
+                      <w:sz w:val="18"/>
+                      <w:szCs w:val="24"/>
+                    </w:rPr>
+                  </w:pPr>
+                  <w:r>
+                    <w:rPr>
+                      <w:b/>
+                      <w:sz w:val="18"/>
+                      <w:szCs w:val="24"/>
+                    </w:rPr>
+                    <w:t xml:space="preserve">De </w:t>
+                  </w:r>
+                  <w:proofErr w:type="spellStart"/>
+                  <w:r>
+                    <w:rPr>
+                      <w:b/>
+                      <w:sz w:val="18"/>
+                      <w:szCs w:val="24"/>
+                    </w:rPr>
+                    <w:t>APIs</w:t>
+                  </w:r>
+                  <w:proofErr w:type="spellEnd"/>
+                  <w:r>
+                    <w:rPr>
+                      <w:b/>
+                      <w:sz w:val="18"/>
+                      <w:szCs w:val="24"/>
+                    </w:rPr>
+                    <w:t xml:space="preserve"> </w:t>
+                  </w:r>
+                  <w:proofErr w:type="spellStart"/>
+                  <w:r>
+                    <w:rPr>
+                      <w:b/>
+                      <w:sz w:val="18"/>
+                      <w:szCs w:val="24"/>
+                    </w:rPr>
+                    <w:t>Restful</w:t>
+                  </w:r>
+                  <w:proofErr w:type="spellEnd"/>
+                  <w:r>
+                    <w:rPr>
+                      <w:b/>
+                      <w:sz w:val="18"/>
+                      <w:szCs w:val="24"/>
+                    </w:rPr>
+                    <w:t xml:space="preserve"> </w:t>
+                  </w:r>
+                </w:p>
+                <w:p>
+                  <w:pPr>
+                    <w:jc w:val="both"/>
+                    <w:rPr>
+                      <w:b/>
+                      <w:sz w:val="18"/>
+                      <w:szCs w:val="24"/>
+                    </w:rPr>
+                  </w:pPr>
+                </w:p>
+                <w:p>
+                  <w:pPr>
+                    <w:jc w:val="both"/>
+                    <w:rPr>
                       <w:rFonts w:ascii="Calibri" w:hAnsi="Calibri" w:cs="Arial"/>
-                      <w:i/>
-                      <w:color w:val="548DD4"/>
+                      <w:b/>
+                      <w:bCs/>
+                      <w:iCs/>
                       <w:sz w:val="18"/>
                       <w:szCs w:val="20"/>
                       <w:lang w:eastAsia="es-CL"/>
                     </w:rPr>
                   </w:pPr>
-                  <w:r>
-                    <w:rPr>
-                      <w:rFonts w:ascii="Calibri" w:hAnsi="Calibri" w:cs="Arial"/>
-                      <w:i/>
-                      <w:color w:val="548DD4"/>
-                      <w:sz w:val="18"/>
-                      <w:szCs w:val="20"/>
-                      <w:lang w:eastAsia="es-CL"/>
-                    </w:rPr>
-                    <w:t>Nombra</w:t>
-                  </w:r>
-                  <w:r>
-                    <w:rPr>
-                      <w:rFonts w:ascii="Calibri" w:hAnsi="Calibri" w:cs="Arial"/>
-                      <w:i/>
-                      <w:color w:val="548DD4"/>
-                      <w:sz w:val="18"/>
-                      <w:szCs w:val="20"/>
-                      <w:lang w:eastAsia="es-CL"/>
-                    </w:rPr>
-                    <w:t xml:space="preserve"> la</w:t>
-                  </w:r>
-                  <w:r>
-                    <w:rPr>
-                      <w:rFonts w:ascii="Calibri" w:hAnsi="Calibri" w:cs="Arial"/>
-                      <w:i/>
-                      <w:color w:val="548DD4"/>
-                      <w:sz w:val="18"/>
-                      <w:szCs w:val="20"/>
-                      <w:lang w:eastAsia="es-CL"/>
-                    </w:rPr>
-                    <w:t>s</w:t>
-                  </w:r>
-                  <w:r>
-                    <w:rPr>
-                      <w:rFonts w:ascii="Calibri" w:hAnsi="Calibri" w:cs="Arial"/>
-                      <w:i/>
-                      <w:color w:val="548DD4"/>
-                      <w:sz w:val="18"/>
-                      <w:szCs w:val="20"/>
-                      <w:lang w:eastAsia="es-CL"/>
-                    </w:rPr>
-                    <w:t xml:space="preserve"> </w:t>
-                  </w:r>
-                  <w:r>
-                    <w:rPr>
-                      <w:rFonts w:ascii="Calibri" w:hAnsi="Calibri" w:cs="Arial"/>
-                      <w:i/>
-                      <w:color w:val="548DD4"/>
-                      <w:sz w:val="18"/>
-                      <w:szCs w:val="20"/>
-                      <w:lang w:eastAsia="es-CL"/>
-                    </w:rPr>
-                    <w:t xml:space="preserve">actividades que se necesitan para desarrollar el proyecto APT. </w:t>
-                  </w:r>
                 </w:p>
               </w:tc>
               <w:tc>
@@ -2035,37 +1820,169 @@
                   </w:pPr>
                   <w:r>
                     <w:rPr>
-                      <w:rFonts w:ascii="Calibri" w:hAnsi="Calibri" w:cs="Arial"/>
-                      <w:i/>
-                      <w:color w:val="548DD4"/>
-                      <w:sz w:val="18"/>
-                      <w:szCs w:val="20"/>
-                      <w:lang w:eastAsia="es-CL"/>
-                    </w:rPr>
-                    <w:t>Nombra los recursos necesarios para llevar a cabo las actividades</w:t>
+                      <w:b/>
+                      <w:sz w:val="18"/>
+                      <w:szCs w:val="24"/>
+                    </w:rPr>
+                    <w:t xml:space="preserve">-PC </w:t>
                   </w:r>
+                </w:p>
+                <w:p>
+                  <w:pPr>
+                    <w:jc w:val="both"/>
+                    <w:rPr>
+                      <w:b/>
+                      <w:sz w:val="18"/>
+                      <w:szCs w:val="24"/>
+                    </w:rPr>
+                  </w:pPr>
                   <w:r>
                     <w:rPr>
-                      <w:rFonts w:ascii="Calibri" w:hAnsi="Calibri" w:cs="Arial"/>
-                      <w:i/>
-                      <w:color w:val="548DD4"/>
-                      <w:sz w:val="18"/>
-                      <w:szCs w:val="20"/>
-                      <w:lang w:eastAsia="es-CL"/>
-                    </w:rPr>
-                    <w:t xml:space="preserve"> </w:t>
+                      <w:b/>
+                      <w:sz w:val="18"/>
+                      <w:szCs w:val="24"/>
+                    </w:rPr>
+                    <w:t xml:space="preserve">- </w:t>
                   </w:r>
+                  <w:proofErr w:type="spellStart"/>
                   <w:r>
                     <w:rPr>
-                      <w:rFonts w:ascii="Calibri" w:hAnsi="Calibri" w:cs="Arial"/>
-                      <w:i/>
-                      <w:color w:val="548DD4"/>
-                      <w:sz w:val="18"/>
-                      <w:szCs w:val="20"/>
-                      <w:lang w:eastAsia="es-CL"/>
-                    </w:rPr>
-                    <w:t>definidas.</w:t>
+                      <w:b/>
+                      <w:sz w:val="18"/>
+                      <w:szCs w:val="24"/>
+                    </w:rPr>
+                    <w:t>IDEs</w:t>
                   </w:r>
+                  <w:proofErr w:type="spellEnd"/>
+                </w:p>
+                <w:p>
+                  <w:pPr>
+                    <w:jc w:val="both"/>
+                    <w:rPr>
+                      <w:b/>
+                      <w:sz w:val="18"/>
+                      <w:szCs w:val="24"/>
+                    </w:rPr>
+                  </w:pPr>
+                  <w:r>
+                    <w:rPr>
+                      <w:b/>
+                      <w:sz w:val="18"/>
+                      <w:szCs w:val="24"/>
+                    </w:rPr>
+                    <w:t xml:space="preserve">-Lenguajes de </w:t>
+                  </w:r>
+                  <w:proofErr w:type="gramStart"/>
+                  <w:r>
+                    <w:rPr>
+                      <w:b/>
+                      <w:sz w:val="18"/>
+                      <w:szCs w:val="24"/>
+                    </w:rPr>
+                    <w:t>programación :</w:t>
+                  </w:r>
+                  <w:proofErr w:type="gramEnd"/>
+                </w:p>
+                <w:p>
+                  <w:pPr>
+                    <w:jc w:val="both"/>
+                    <w:rPr>
+                      <w:b/>
+                      <w:sz w:val="18"/>
+                      <w:szCs w:val="24"/>
+                    </w:rPr>
+                  </w:pPr>
+                  <w:r>
+                    <w:rPr>
+                      <w:b/>
+                      <w:sz w:val="18"/>
+                      <w:szCs w:val="24"/>
+                    </w:rPr>
+                    <w:t>-Python</w:t>
+                  </w:r>
+                </w:p>
+                <w:p>
+                  <w:pPr>
+                    <w:jc w:val="both"/>
+                    <w:rPr>
+                      <w:b/>
+                      <w:sz w:val="18"/>
+                      <w:szCs w:val="24"/>
+                    </w:rPr>
+                  </w:pPr>
+                  <w:r>
+                    <w:rPr>
+                      <w:b/>
+                      <w:sz w:val="18"/>
+                      <w:szCs w:val="24"/>
+                    </w:rPr>
+                    <w:t>-Java</w:t>
+                  </w:r>
+                </w:p>
+                <w:p>
+                  <w:pPr>
+                    <w:jc w:val="both"/>
+                    <w:rPr>
+                      <w:b/>
+                      <w:sz w:val="18"/>
+                      <w:szCs w:val="24"/>
+                    </w:rPr>
+                  </w:pPr>
+                  <w:r>
+                    <w:rPr>
+                      <w:b/>
+                      <w:sz w:val="18"/>
+                      <w:szCs w:val="24"/>
+                    </w:rPr>
+                    <w:t>-JavaScript</w:t>
+                  </w:r>
+                </w:p>
+                <w:p>
+                  <w:pPr>
+                    <w:jc w:val="both"/>
+                    <w:rPr>
+                      <w:b/>
+                      <w:sz w:val="18"/>
+                      <w:szCs w:val="24"/>
+                    </w:rPr>
+                  </w:pPr>
+                  <w:r>
+                    <w:rPr>
+                      <w:b/>
+                      <w:sz w:val="18"/>
+                      <w:szCs w:val="24"/>
+                    </w:rPr>
+                    <w:t xml:space="preserve">-SQL Server </w:t>
+                  </w:r>
+                </w:p>
+                <w:p>
+                  <w:pPr>
+                    <w:jc w:val="both"/>
+                    <w:rPr>
+                      <w:b/>
+                      <w:sz w:val="18"/>
+                      <w:szCs w:val="24"/>
+                    </w:rPr>
+                  </w:pPr>
+                  <w:r>
+                    <w:rPr>
+                      <w:b/>
+                      <w:sz w:val="18"/>
+                      <w:szCs w:val="24"/>
+                    </w:rPr>
+                    <w:t xml:space="preserve">-Motor de Base de Datos </w:t>
+                  </w:r>
+                </w:p>
+                <w:p>
+                  <w:pPr>
+                    <w:jc w:val="both"/>
+                    <w:rPr>
+                      <w:b/>
+                      <w:iCs/>
+                      <w:sz w:val="18"/>
+                      <w:szCs w:val="24"/>
+                    </w:rPr>
+                  </w:pPr>
                 </w:p>
               </w:tc>
               <w:tc>
@@ -2084,13 +2001,14 @@
                   <w:r>
                     <w:rPr>
                       <w:rFonts w:ascii="Calibri" w:hAnsi="Calibri" w:cs="Arial"/>
-                      <w:i/>
-                      <w:color w:val="548DD4"/>
+                      <w:b/>
+                      <w:bCs/>
+                      <w:iCs/>
                       <w:sz w:val="18"/>
                       <w:szCs w:val="20"/>
                       <w:lang w:eastAsia="es-CL"/>
                     </w:rPr>
-                    <w:t xml:space="preserve">Señala </w:t>
+                    <w:t xml:space="preserve">-14 días </w:t>
                   </w:r>
                   <w:r>
                     <w:rPr>
@@ -2101,40 +2019,7 @@
                       <w:szCs w:val="20"/>
                       <w:lang w:eastAsia="es-CL"/>
                     </w:rPr>
-                    <w:t>la duración de</w:t>
-                  </w:r>
-                  <w:r>
-                    <w:rPr>
-                      <w:rFonts w:ascii="Calibri" w:hAnsi="Calibri" w:cs="Arial"/>
-                      <w:i/>
-                      <w:color w:val="548DD4"/>
-                      <w:sz w:val="18"/>
-                      <w:szCs w:val="20"/>
-                      <w:lang w:eastAsia="es-CL"/>
-                    </w:rPr>
-                    <w:t xml:space="preserve"> cada </w:t>
-                  </w:r>
-                  <w:r>
-                    <w:rPr>
-                      <w:rFonts w:ascii="Calibri" w:hAnsi="Calibri" w:cs="Arial"/>
-                      <w:i/>
-                      <w:color w:val="548DD4"/>
-                      <w:sz w:val="18"/>
-                      <w:szCs w:val="20"/>
-                      <w:lang w:eastAsia="es-CL"/>
-                    </w:rPr>
-                    <w:t>actividad</w:t>
-                  </w:r>
-                  <w:r>
-                    <w:rPr>
-                      <w:rFonts w:ascii="Calibri" w:hAnsi="Calibri" w:cs="Arial"/>
-                      <w:i/>
-                      <w:color w:val="548DD4"/>
-                      <w:sz w:val="18"/>
-                      <w:szCs w:val="20"/>
-                      <w:lang w:eastAsia="es-CL"/>
-                    </w:rPr>
-                    <w:t xml:space="preserve">. </w:t>
+                    <w:t xml:space="preserve"> </w:t>
                   </w:r>
                 </w:p>
               </w:tc>
@@ -2147,8 +2032,9 @@
                     <w:jc w:val="both"/>
                     <w:rPr>
                       <w:rFonts w:ascii="Calibri" w:hAnsi="Calibri" w:cs="Arial"/>
-                      <w:i/>
-                      <w:color w:val="548DD4"/>
+                      <w:b/>
+                      <w:bCs/>
+                      <w:iCs/>
                       <w:sz w:val="18"/>
                       <w:szCs w:val="20"/>
                       <w:lang w:eastAsia="es-CL"/>
@@ -2157,46 +2043,40 @@
                   <w:r>
                     <w:rPr>
                       <w:rFonts w:ascii="Calibri" w:hAnsi="Calibri" w:cs="Arial"/>
-                      <w:i/>
-                      <w:color w:val="548DD4"/>
+                      <w:b/>
+                      <w:bCs/>
+                      <w:iCs/>
                       <w:sz w:val="18"/>
                       <w:szCs w:val="20"/>
                       <w:lang w:eastAsia="es-CL"/>
                     </w:rPr>
-                    <w:t xml:space="preserve">Escribe el </w:t>
+                    <w:t xml:space="preserve">Victor Alejandro Gamboa Blanco (Full </w:t>
                   </w:r>
+                  <w:proofErr w:type="spellStart"/>
                   <w:r>
                     <w:rPr>
                       <w:rFonts w:ascii="Calibri" w:hAnsi="Calibri" w:cs="Arial"/>
-                      <w:i/>
-                      <w:color w:val="548DD4"/>
+                      <w:b/>
+                      <w:bCs/>
+                      <w:iCs/>
                       <w:sz w:val="18"/>
                       <w:szCs w:val="20"/>
                       <w:lang w:eastAsia="es-CL"/>
                     </w:rPr>
-                    <w:t xml:space="preserve">nombre del integrante del equipo responsable de </w:t>
+                    <w:t>Stack</w:t>
                   </w:r>
+                  <w:proofErr w:type="spellEnd"/>
                   <w:r>
                     <w:rPr>
                       <w:rFonts w:ascii="Calibri" w:hAnsi="Calibri" w:cs="Arial"/>
-                      <w:i/>
-                      <w:color w:val="548DD4"/>
+                      <w:b/>
+                      <w:bCs/>
+                      <w:iCs/>
                       <w:sz w:val="18"/>
                       <w:szCs w:val="20"/>
                       <w:lang w:eastAsia="es-CL"/>
                     </w:rPr>
-                    <w:t xml:space="preserve">cada </w:t>
-                  </w:r>
-                  <w:r>
-                    <w:rPr>
-                      <w:rFonts w:ascii="Calibri" w:hAnsi="Calibri" w:cs="Arial"/>
-                      <w:i/>
-                      <w:color w:val="548DD4"/>
-                      <w:sz w:val="18"/>
-                      <w:szCs w:val="20"/>
-                      <w:lang w:eastAsia="es-CL"/>
-                    </w:rPr>
-                    <w:t>actividad.</w:t>
+                    <w:t>)</w:t>
                   </w:r>
                 </w:p>
               </w:tc>
@@ -2209,8 +2089,9 @@
                     <w:jc w:val="both"/>
                     <w:rPr>
                       <w:rFonts w:ascii="Calibri" w:hAnsi="Calibri" w:cs="Arial"/>
-                      <w:i/>
-                      <w:color w:val="548DD4"/>
+                      <w:b/>
+                      <w:bCs/>
+                      <w:iCs/>
                       <w:sz w:val="18"/>
                       <w:szCs w:val="20"/>
                       <w:lang w:eastAsia="es-CL"/>
@@ -2219,46 +2100,14 @@
                   <w:r>
                     <w:rPr>
                       <w:rFonts w:ascii="Calibri" w:hAnsi="Calibri" w:cs="Arial"/>
-                      <w:i/>
-                      <w:color w:val="548DD4"/>
+                      <w:b/>
+                      <w:bCs/>
+                      <w:iCs/>
                       <w:sz w:val="18"/>
                       <w:szCs w:val="20"/>
                       <w:lang w:eastAsia="es-CL"/>
                     </w:rPr>
-                    <w:t xml:space="preserve">Señala </w:t>
-                  </w:r>
-                  <w:r>
-                    <w:rPr>
-                      <w:rFonts w:ascii="Calibri" w:hAnsi="Calibri" w:cs="Arial"/>
-                      <w:i/>
-                      <w:color w:val="548DD4"/>
-                      <w:sz w:val="18"/>
-                      <w:szCs w:val="20"/>
-                      <w:lang w:eastAsia="es-CL"/>
-                    </w:rPr>
-                    <w:t>las dific</w:t>
-                  </w:r>
-                  <w:r>
-                    <w:rPr>
-                      <w:rFonts w:ascii="Calibri" w:hAnsi="Calibri" w:cs="Arial"/>
-                      <w:i/>
-                      <w:color w:val="548DD4"/>
-                      <w:sz w:val="18"/>
-                      <w:szCs w:val="20"/>
-                      <w:lang w:eastAsia="es-CL"/>
-                    </w:rPr>
-                    <w:t>ult</w:t>
-                  </w:r>
-                  <w:r>
-                    <w:rPr>
-                      <w:rFonts w:ascii="Calibri" w:hAnsi="Calibri" w:cs="Arial"/>
-                      <w:i/>
-                      <w:color w:val="548DD4"/>
-                      <w:sz w:val="18"/>
-                      <w:szCs w:val="20"/>
-                      <w:lang w:eastAsia="es-CL"/>
-                    </w:rPr>
-                    <w:t>ades o facilitadores que se podrían presentar durante la ejecución de cada una de las actividades propuestas.</w:t>
+                    <w:t xml:space="preserve">Incompatibilidad de versiones de las tecnologías </w:t>
                   </w:r>
                 </w:p>
               </w:tc>
@@ -2271,128 +2120,25 @@
                     <w:jc w:val="both"/>
                     <w:rPr>
                       <w:rFonts w:ascii="Calibri" w:hAnsi="Calibri" w:cs="Arial"/>
-                      <w:i/>
-                      <w:color w:val="548DD4"/>
-                      <w:sz w:val="18"/>
-                      <w:szCs w:val="20"/>
-                      <w:lang w:eastAsia="es-CL"/>
-                    </w:rPr>
-                  </w:pPr>
-                  <w:r>
-                    <w:rPr>
-                      <w:rFonts w:ascii="Calibri" w:hAnsi="Calibri" w:cs="Arial"/>
-                      <w:i/>
-                      <w:color w:val="548DD4"/>
-                      <w:sz w:val="18"/>
-                      <w:szCs w:val="20"/>
-                      <w:lang w:eastAsia="es-CL"/>
-                    </w:rPr>
-                    <w:t>D</w:t>
-                  </w:r>
-                  <w:r>
-                    <w:rPr>
-                      <w:rFonts w:ascii="Calibri" w:hAnsi="Calibri" w:cs="Arial"/>
-                      <w:i/>
-                      <w:color w:val="548DD4"/>
-                      <w:sz w:val="18"/>
-                      <w:szCs w:val="20"/>
-                      <w:lang w:eastAsia="es-CL"/>
-                    </w:rPr>
-                    <w:t>escribe</w:t>
-                  </w:r>
-                  <w:r>
-                    <w:rPr>
-                      <w:rFonts w:ascii="Calibri" w:hAnsi="Calibri" w:cs="Arial"/>
-                      <w:i/>
-                      <w:color w:val="548DD4"/>
-                      <w:sz w:val="18"/>
-                      <w:szCs w:val="20"/>
-                      <w:lang w:eastAsia="es-CL"/>
-                    </w:rPr>
-                    <w:t xml:space="preserve"> el estado de avance </w:t>
-                  </w:r>
-                  <w:r>
-                    <w:rPr>
-                      <w:rFonts w:ascii="Calibri" w:hAnsi="Calibri" w:cs="Arial"/>
-                      <w:i/>
-                      <w:color w:val="548DD4"/>
-                      <w:sz w:val="18"/>
-                      <w:szCs w:val="20"/>
-                      <w:lang w:eastAsia="es-CL"/>
-                    </w:rPr>
-                    <w:t>de cada actividad.</w:t>
-                  </w:r>
-                </w:p>
-                <w:p>
-                  <w:pPr>
-                    <w:jc w:val="both"/>
-                    <w:rPr>
-                      <w:rFonts w:ascii="Calibri" w:hAnsi="Calibri" w:cs="Arial"/>
-                      <w:i/>
-                      <w:color w:val="C00000"/>
+                      <w:b/>
+                      <w:bCs/>
+                      <w:iCs/>
                       <w:sz w:val="16"/>
                       <w:szCs w:val="20"/>
                       <w:lang w:eastAsia="es-CL"/>
                     </w:rPr>
                   </w:pPr>
-                </w:p>
-                <w:p>
-                  <w:pPr>
-                    <w:jc w:val="both"/>
+                  <w:r>
                     <w:rPr>
                       <w:rFonts w:ascii="Calibri" w:hAnsi="Calibri" w:cs="Arial"/>
-                      <w:i/>
-                      <w:color w:val="548DD4"/>
-                      <w:sz w:val="18"/>
-                      <w:szCs w:val="20"/>
-                      <w:lang w:eastAsia="es-CL"/>
-                    </w:rPr>
-                  </w:pPr>
-                  <w:r>
-                    <w:rPr>
-                      <w:rFonts w:ascii="Calibri" w:hAnsi="Calibri" w:cs="Arial"/>
-                      <w:i/>
-                      <w:color w:val="548DD4"/>
-                      <w:sz w:val="18"/>
-                      <w:szCs w:val="20"/>
-                      <w:lang w:eastAsia="es-CL"/>
-                    </w:rPr>
-                    <w:t xml:space="preserve">Tipos de estado: </w:t>
-                  </w:r>
-                </w:p>
-                <w:p>
-                  <w:pPr>
-                    <w:jc w:val="both"/>
-                    <w:rPr>
-                      <w:rFonts w:ascii="Calibri" w:hAnsi="Calibri" w:cs="Arial"/>
-                      <w:i/>
-                      <w:color w:val="C00000"/>
+                      <w:b/>
+                      <w:bCs/>
+                      <w:iCs/>
                       <w:sz w:val="16"/>
                       <w:szCs w:val="20"/>
                       <w:lang w:eastAsia="es-CL"/>
                     </w:rPr>
-                  </w:pPr>
-                  <w:r>
-                    <w:rPr>
-                      <w:rFonts w:ascii="Calibri" w:hAnsi="Calibri" w:cs="Arial"/>
-                      <w:i/>
-                      <w:color w:val="548DD4"/>
-                      <w:sz w:val="18"/>
-                      <w:szCs w:val="20"/>
-                      <w:lang w:eastAsia="es-CL"/>
-                    </w:rPr>
-                    <w:t>En curso/ Con retraso/ No iniciado/ Completado/ Ajustada</w:t>
-                  </w:r>
-                  <w:r>
-                    <w:rPr>
-                      <w:rFonts w:ascii="Calibri" w:hAnsi="Calibri" w:cs="Arial"/>
-                      <w:i/>
-                      <w:color w:val="C00000"/>
-                      <w:sz w:val="16"/>
-                      <w:szCs w:val="20"/>
-                      <w:lang w:eastAsia="es-CL"/>
-                    </w:rPr>
-                    <w:t xml:space="preserve"> </w:t>
+                    <w:t xml:space="preserve">-Todas las actividades definidas fueron completas en norma y tiempo previamente definidos </w:t>
                   </w:r>
                 </w:p>
               </w:tc>
@@ -2405,8 +2151,9 @@
                     <w:jc w:val="both"/>
                     <w:rPr>
                       <w:rFonts w:ascii="Calibri" w:hAnsi="Calibri" w:cs="Arial"/>
-                      <w:i/>
-                      <w:color w:val="548DD4"/>
+                      <w:b/>
+                      <w:bCs/>
+                      <w:iCs/>
                       <w:sz w:val="18"/>
                       <w:szCs w:val="20"/>
                       <w:lang w:eastAsia="es-CL"/>
@@ -2415,57 +2162,14 @@
                   <w:r>
                     <w:rPr>
                       <w:rFonts w:ascii="Calibri" w:hAnsi="Calibri" w:cs="Arial"/>
-                      <w:i/>
-                      <w:color w:val="548DD4"/>
+                      <w:b/>
+                      <w:bCs/>
+                      <w:iCs/>
                       <w:sz w:val="18"/>
                       <w:szCs w:val="20"/>
                       <w:lang w:eastAsia="es-CL"/>
                     </w:rPr>
-                    <w:t>S</w:t>
-                  </w:r>
-                  <w:r>
-                    <w:rPr>
-                      <w:rFonts w:ascii="Calibri" w:hAnsi="Calibri" w:cs="Arial"/>
-                      <w:i/>
-                      <w:color w:val="548DD4"/>
-                      <w:sz w:val="18"/>
-                      <w:szCs w:val="20"/>
-                      <w:lang w:eastAsia="es-CL"/>
-                    </w:rPr>
-                    <w:t>e</w:t>
-                  </w:r>
-                  <w:r>
-                    <w:rPr>
-                      <w:rFonts w:ascii="Calibri" w:hAnsi="Calibri" w:cs="Arial"/>
-                      <w:i/>
-                      <w:color w:val="548DD4"/>
-                      <w:sz w:val="18"/>
-                      <w:szCs w:val="20"/>
-                      <w:lang w:eastAsia="es-CL"/>
-                    </w:rPr>
-                    <w:t xml:space="preserve">ñala los ajustes o reformulaciones </w:t>
-                  </w:r>
-                  <w:r>
-                    <w:rPr>
-                      <w:rFonts w:ascii="Calibri" w:hAnsi="Calibri" w:cs="Arial"/>
-                      <w:i/>
-                      <w:color w:val="548DD4"/>
-                      <w:sz w:val="18"/>
-                      <w:szCs w:val="20"/>
-                      <w:lang w:eastAsia="es-CL"/>
-                    </w:rPr>
-                    <w:t>que has realiza</w:t>
-                  </w:r>
-                  <w:r>
-                    <w:rPr>
-                      <w:rFonts w:ascii="Calibri" w:hAnsi="Calibri" w:cs="Arial"/>
-                      <w:i/>
-                      <w:color w:val="548DD4"/>
-                      <w:sz w:val="18"/>
-                      <w:szCs w:val="20"/>
-                      <w:lang w:eastAsia="es-CL"/>
-                    </w:rPr>
-                    <w:t xml:space="preserve">do. </w:t>
+                    <w:t xml:space="preserve">-Se incorporó el requisito funcional para servicios de reportería y asistente virtual </w:t>
                   </w:r>
                 </w:p>
               </w:tc>
@@ -2666,7 +2370,6 @@
                 <w:rFonts w:ascii="Calibri" w:hAnsi="Calibri"/>
                 <w:color w:val="1F3864" w:themeColor="accent1" w:themeShade="80"/>
               </w:rPr>
-              <w:lastRenderedPageBreak/>
               <w:t>Profundiza en las observaciones de tu plan de trabajo</w:t>
             </w:r>
             <w:r>
@@ -2903,7 +2606,156 @@
             <w:pPr>
               <w:rPr>
                 <w:rFonts w:ascii="Calibri" w:hAnsi="Calibri"/>
-                <w:color w:val="1F3864" w:themeColor="accent1" w:themeShade="80"/>
+                <w:b/>
+                <w:bCs/>
+              </w:rPr>
+            </w:pPr>
+            <w:r>
+              <w:rPr>
+                <w:rFonts w:ascii="Calibri" w:hAnsi="Calibri"/>
+                <w:b/>
+                <w:bCs/>
+              </w:rPr>
+              <w:t xml:space="preserve">Los factores que han facilitado el desarrollo de mi proyecto APT son los siguientes: </w:t>
+            </w:r>
+          </w:p>
+          <w:p>
+            <w:pPr>
+              <w:pStyle w:val="Prrafodelista"/>
+              <w:numPr>
+                <w:ilvl w:val="0"/>
+                <w:numId w:val="2"/>
+              </w:numPr>
+              <w:rPr>
+                <w:rFonts w:ascii="Calibri" w:hAnsi="Calibri"/>
+                <w:b/>
+                <w:bCs/>
+              </w:rPr>
+            </w:pPr>
+            <w:r>
+              <w:rPr>
+                <w:rFonts w:ascii="Calibri" w:hAnsi="Calibri"/>
+                <w:b/>
+                <w:bCs/>
+              </w:rPr>
+              <w:t>Arquitectura</w:t>
+            </w:r>
+          </w:p>
+          <w:p>
+            <w:pPr>
+              <w:pStyle w:val="Prrafodelista"/>
+              <w:numPr>
+                <w:ilvl w:val="0"/>
+                <w:numId w:val="2"/>
+              </w:numPr>
+              <w:rPr>
+                <w:rFonts w:ascii="Calibri" w:hAnsi="Calibri"/>
+                <w:b/>
+                <w:bCs/>
+              </w:rPr>
+            </w:pPr>
+            <w:r>
+              <w:rPr>
+                <w:rFonts w:ascii="Calibri" w:hAnsi="Calibri"/>
+                <w:b/>
+                <w:bCs/>
+              </w:rPr>
+              <w:t xml:space="preserve">Tecnologías </w:t>
+            </w:r>
+          </w:p>
+          <w:p>
+            <w:pPr>
+              <w:pStyle w:val="Prrafodelista"/>
+              <w:numPr>
+                <w:ilvl w:val="0"/>
+                <w:numId w:val="2"/>
+              </w:numPr>
+              <w:rPr>
+                <w:rFonts w:ascii="Calibri" w:hAnsi="Calibri"/>
+                <w:b/>
+                <w:bCs/>
+              </w:rPr>
+            </w:pPr>
+            <w:r>
+              <w:rPr>
+                <w:rFonts w:ascii="Calibri" w:hAnsi="Calibri"/>
+                <w:b/>
+                <w:bCs/>
+              </w:rPr>
+              <w:t xml:space="preserve">Marco de trabajo </w:t>
+            </w:r>
+          </w:p>
+          <w:p>
+            <w:pPr>
+              <w:rPr>
+                <w:rFonts w:ascii="Calibri" w:hAnsi="Calibri"/>
+                <w:b/>
+                <w:bCs/>
+              </w:rPr>
+            </w:pPr>
+            <w:r>
+              <w:rPr>
+                <w:rFonts w:ascii="Calibri" w:hAnsi="Calibri"/>
+                <w:b/>
+                <w:bCs/>
+              </w:rPr>
+              <w:lastRenderedPageBreak/>
+              <w:t xml:space="preserve">Los factores que han </w:t>
+            </w:r>
+            <w:r>
+              <w:rPr>
+                <w:rFonts w:ascii="Calibri" w:hAnsi="Calibri"/>
+                <w:b/>
+                <w:bCs/>
+              </w:rPr>
+              <w:t>dificultado</w:t>
+            </w:r>
+            <w:r>
+              <w:rPr>
+                <w:rFonts w:ascii="Calibri" w:hAnsi="Calibri"/>
+                <w:b/>
+                <w:bCs/>
+              </w:rPr>
+              <w:t xml:space="preserve"> el desarrollo de mi proyecto APT son los siguientes: </w:t>
+            </w:r>
+          </w:p>
+          <w:p>
+            <w:pPr>
+              <w:pStyle w:val="Prrafodelista"/>
+              <w:numPr>
+                <w:ilvl w:val="0"/>
+                <w:numId w:val="2"/>
+              </w:numPr>
+              <w:rPr>
+                <w:rFonts w:ascii="Calibri" w:hAnsi="Calibri"/>
+                <w:b/>
+                <w:bCs/>
+              </w:rPr>
+            </w:pPr>
+            <w:r>
+              <w:rPr>
+                <w:rFonts w:ascii="Calibri" w:hAnsi="Calibri"/>
+                <w:b/>
+                <w:bCs/>
+              </w:rPr>
+              <w:t xml:space="preserve">Desarrollo el modulo ETL </w:t>
+            </w:r>
+          </w:p>
+          <w:p>
+            <w:pPr>
+              <w:rPr>
+                <w:rFonts w:ascii="Calibri" w:hAnsi="Calibri"/>
+                <w:b/>
+                <w:bCs/>
+              </w:rPr>
+            </w:pPr>
+          </w:p>
+          <w:p>
+            <w:pPr>
+              <w:rPr>
+                <w:rFonts w:ascii="Calibri" w:hAnsi="Calibri"/>
+                <w:b/>
+                <w:bCs/>
               </w:rPr>
             </w:pPr>
           </w:p>
@@ -2951,6 +2803,26 @@
                 <w:sz w:val="20"/>
                 <w:szCs w:val="20"/>
                 <w:lang w:eastAsia="es-CL"/>
+              </w:rPr>
+            </w:pPr>
+          </w:p>
+        </w:tc>
+      </w:tr>
+      <w:tr>
+        <w:trPr>
+          <w:trHeight w:val="1936"/>
+        </w:trPr>
+        <w:tc>
+          <w:tcPr>
+            <w:tcW w:w="5000" w:type="pct"/>
+            <w:vAlign w:val="center"/>
+          </w:tcPr>
+          <w:p>
+            <w:pPr>
+              <w:jc w:val="both"/>
+              <w:rPr>
+                <w:rFonts w:ascii="Calibri" w:hAnsi="Calibri"/>
+                <w:color w:val="1F3864" w:themeColor="accent1" w:themeShade="80"/>
               </w:rPr>
             </w:pPr>
           </w:p>
@@ -3014,118 +2886,55 @@
               </w:rPr>
               <w:t xml:space="preserve">Actividades ajustadas o eliminadas: </w:t>
             </w:r>
-            <w:r>
-              <w:rPr>
-                <w:rFonts w:ascii="Calibri" w:hAnsi="Calibri" w:cs="Arial"/>
-                <w:i/>
-                <w:color w:val="548DD4"/>
-                <w:sz w:val="20"/>
-                <w:szCs w:val="20"/>
-                <w:lang w:eastAsia="es-CL"/>
-              </w:rPr>
-              <w:t>Señalar los ajustes</w:t>
-            </w:r>
-            <w:r>
-              <w:rPr>
-                <w:rFonts w:ascii="Calibri" w:hAnsi="Calibri" w:cs="Arial"/>
-                <w:i/>
-                <w:color w:val="548DD4"/>
-                <w:sz w:val="20"/>
-                <w:szCs w:val="20"/>
-                <w:lang w:eastAsia="es-CL"/>
-              </w:rPr>
-              <w:t xml:space="preserve"> que realizaste a tu plan de trabajo o </w:t>
-            </w:r>
-            <w:r>
-              <w:rPr>
-                <w:rFonts w:ascii="Calibri" w:hAnsi="Calibri" w:cs="Arial"/>
-                <w:i/>
-                <w:color w:val="548DD4"/>
-                <w:sz w:val="20"/>
-                <w:szCs w:val="20"/>
-                <w:lang w:eastAsia="es-CL"/>
-              </w:rPr>
-              <w:t>actividades que</w:t>
-            </w:r>
-            <w:r>
-              <w:rPr>
-                <w:rFonts w:ascii="Calibri" w:hAnsi="Calibri" w:cs="Arial"/>
-                <w:i/>
-                <w:color w:val="548DD4"/>
-                <w:sz w:val="20"/>
-                <w:szCs w:val="20"/>
-                <w:lang w:eastAsia="es-CL"/>
-              </w:rPr>
-              <w:t xml:space="preserve"> eliminaste</w:t>
-            </w:r>
-            <w:r>
-              <w:rPr>
-                <w:rFonts w:ascii="Calibri" w:hAnsi="Calibri" w:cs="Arial"/>
-                <w:i/>
-                <w:color w:val="548DD4"/>
-                <w:sz w:val="20"/>
-                <w:szCs w:val="20"/>
-                <w:lang w:eastAsia="es-CL"/>
-              </w:rPr>
-              <w:t xml:space="preserve"> y</w:t>
-            </w:r>
-            <w:r>
-              <w:rPr>
-                <w:rFonts w:ascii="Calibri" w:hAnsi="Calibri" w:cs="Arial"/>
-                <w:i/>
-                <w:color w:val="548DD4"/>
-                <w:sz w:val="20"/>
-                <w:szCs w:val="20"/>
-                <w:lang w:eastAsia="es-CL"/>
-              </w:rPr>
-              <w:t>,</w:t>
-            </w:r>
-            <w:r>
-              <w:rPr>
-                <w:rFonts w:ascii="Calibri" w:hAnsi="Calibri" w:cs="Arial"/>
-                <w:i/>
-                <w:color w:val="548DD4"/>
-                <w:sz w:val="20"/>
-                <w:szCs w:val="20"/>
-                <w:lang w:eastAsia="es-CL"/>
-              </w:rPr>
-              <w:t xml:space="preserve"> justifica por</w:t>
-            </w:r>
-            <w:r>
-              <w:rPr>
-                <w:rFonts w:ascii="Calibri" w:hAnsi="Calibri" w:cs="Arial"/>
-                <w:i/>
-                <w:color w:val="548DD4"/>
-                <w:sz w:val="20"/>
-                <w:szCs w:val="20"/>
-                <w:lang w:eastAsia="es-CL"/>
-              </w:rPr>
-              <w:t xml:space="preserve"> </w:t>
-            </w:r>
-            <w:r>
-              <w:rPr>
-                <w:rFonts w:ascii="Calibri" w:hAnsi="Calibri" w:cs="Arial"/>
-                <w:i/>
-                <w:color w:val="548DD4"/>
-                <w:sz w:val="20"/>
-                <w:szCs w:val="20"/>
-                <w:lang w:eastAsia="es-CL"/>
-              </w:rPr>
-              <w:t xml:space="preserve">qué lo hiciste. </w:t>
-            </w:r>
-            <w:r>
-              <w:t xml:space="preserve"> </w:t>
-            </w:r>
-            <w:r>
-              <w:rPr>
-                <w:rFonts w:ascii="Calibri" w:hAnsi="Calibri" w:cs="Arial"/>
-                <w:i/>
-                <w:color w:val="548DD4"/>
-                <w:sz w:val="20"/>
-                <w:szCs w:val="20"/>
-                <w:lang w:eastAsia="es-CL"/>
-              </w:rPr>
-              <w:t>En el caso de que tu plan de trabajo no haya requerido ni requiera ajustes, justifica esta decisión a partir de los facilitadores que te han permitido desarrollarlo como fue planeado.</w:t>
+          </w:p>
+          <w:p>
+            <w:pPr>
+              <w:jc w:val="both"/>
+              <w:rPr>
+                <w:rFonts w:ascii="Calibri" w:hAnsi="Calibri" w:cs="Arial"/>
+                <w:b/>
+                <w:bCs/>
+                <w:iCs/>
+                <w:sz w:val="20"/>
+                <w:szCs w:val="20"/>
+                <w:lang w:eastAsia="es-CL"/>
+              </w:rPr>
+            </w:pPr>
+            <w:r>
+              <w:rPr>
+                <w:rFonts w:ascii="Calibri" w:hAnsi="Calibri" w:cs="Arial"/>
+                <w:b/>
+                <w:bCs/>
+                <w:iCs/>
+                <w:sz w:val="20"/>
+                <w:szCs w:val="20"/>
+                <w:lang w:eastAsia="es-CL"/>
+              </w:rPr>
+              <w:t xml:space="preserve">No se han eliminado actividades </w:t>
+            </w:r>
+            <w:r>
+              <w:rPr>
+                <w:rFonts w:ascii="Calibri" w:hAnsi="Calibri" w:cs="Arial"/>
+                <w:b/>
+                <w:bCs/>
+                <w:iCs/>
+                <w:sz w:val="20"/>
+                <w:szCs w:val="20"/>
+                <w:lang w:eastAsia="es-CL"/>
+              </w:rPr>
+              <w:t>ni realizados ajustes</w:t>
+            </w:r>
+            <w:r>
+              <w:rPr>
+                <w:rFonts w:ascii="Calibri" w:hAnsi="Calibri" w:cs="Arial"/>
+                <w:b/>
+                <w:bCs/>
+                <w:iCs/>
+                <w:sz w:val="20"/>
+                <w:szCs w:val="20"/>
+                <w:lang w:eastAsia="es-CL"/>
+              </w:rPr>
+              <w:t xml:space="preserve"> de alto impacto en el desarrollo del proyecto </w:t>
             </w:r>
           </w:p>
           <w:p>
@@ -3307,177 +3116,31 @@
               </w:rPr>
               <w:t xml:space="preserve"> </w:t>
             </w:r>
-            <w:r>
-              <w:rPr>
-                <w:rFonts w:ascii="Calibri" w:hAnsi="Calibri" w:cs="Arial"/>
-                <w:i/>
-                <w:color w:val="548DD4"/>
-                <w:sz w:val="20"/>
-                <w:szCs w:val="20"/>
-                <w:lang w:eastAsia="es-CL"/>
-              </w:rPr>
-              <w:t>En caso</w:t>
-            </w:r>
-            <w:r>
-              <w:rPr>
-                <w:rFonts w:ascii="Calibri" w:hAnsi="Calibri" w:cs="Arial"/>
-                <w:i/>
-                <w:color w:val="548DD4"/>
-                <w:sz w:val="20"/>
-                <w:szCs w:val="20"/>
-                <w:lang w:eastAsia="es-CL"/>
-              </w:rPr>
-              <w:t xml:space="preserve"> de</w:t>
-            </w:r>
-            <w:r>
-              <w:rPr>
-                <w:rFonts w:ascii="Calibri" w:hAnsi="Calibri" w:cs="Arial"/>
-                <w:i/>
-                <w:color w:val="548DD4"/>
-                <w:sz w:val="20"/>
-                <w:szCs w:val="20"/>
-                <w:lang w:eastAsia="es-CL"/>
-              </w:rPr>
-              <w:t xml:space="preserve"> que </w:t>
-            </w:r>
-            <w:r>
+          </w:p>
+          <w:p>
+            <w:pPr>
+              <w:jc w:val="both"/>
               <w:rPr>
                 <w:rFonts w:ascii="Calibri" w:hAnsi="Calibri" w:cs="Arial"/>
                 <w:b/>
-                <w:i/>
-                <w:color w:val="548DD4"/>
-                <w:sz w:val="20"/>
-                <w:szCs w:val="20"/>
-                <w:lang w:eastAsia="es-CL"/>
-              </w:rPr>
-              <w:t>no ha</w:t>
-            </w:r>
+                <w:bCs/>
+                <w:iCs/>
+                <w:sz w:val="20"/>
+                <w:szCs w:val="20"/>
+                <w:lang w:eastAsia="es-CL"/>
+              </w:rPr>
+            </w:pPr>
             <w:r>
               <w:rPr>
                 <w:rFonts w:ascii="Calibri" w:hAnsi="Calibri" w:cs="Arial"/>
                 <w:b/>
-                <w:i/>
-                <w:color w:val="548DD4"/>
-                <w:sz w:val="20"/>
-                <w:szCs w:val="20"/>
-                <w:lang w:eastAsia="es-CL"/>
-              </w:rPr>
-              <w:t>yas</w:t>
-            </w:r>
-            <w:r>
-              <w:rPr>
-                <w:rFonts w:ascii="Calibri" w:hAnsi="Calibri" w:cs="Arial"/>
-                <w:b/>
-                <w:i/>
-                <w:color w:val="548DD4"/>
-                <w:sz w:val="20"/>
-                <w:szCs w:val="20"/>
-                <w:lang w:eastAsia="es-CL"/>
-              </w:rPr>
-              <w:t xml:space="preserve"> iniciado actividades o est</w:t>
-            </w:r>
-            <w:r>
-              <w:rPr>
-                <w:rFonts w:ascii="Calibri" w:hAnsi="Calibri" w:cs="Arial"/>
-                <w:b/>
-                <w:i/>
-                <w:color w:val="548DD4"/>
-                <w:sz w:val="20"/>
-                <w:szCs w:val="20"/>
-                <w:lang w:eastAsia="es-CL"/>
-              </w:rPr>
-              <w:t>é</w:t>
-            </w:r>
-            <w:r>
-              <w:rPr>
-                <w:rFonts w:ascii="Calibri" w:hAnsi="Calibri" w:cs="Arial"/>
-                <w:b/>
-                <w:i/>
-                <w:color w:val="548DD4"/>
-                <w:sz w:val="20"/>
-                <w:szCs w:val="20"/>
-                <w:lang w:eastAsia="es-CL"/>
-              </w:rPr>
-              <w:t>n retrasadas</w:t>
-            </w:r>
-            <w:r>
-              <w:rPr>
-                <w:rFonts w:ascii="Calibri" w:hAnsi="Calibri" w:cs="Arial"/>
-                <w:i/>
-                <w:color w:val="548DD4"/>
-                <w:sz w:val="20"/>
-                <w:szCs w:val="20"/>
-                <w:lang w:eastAsia="es-CL"/>
-              </w:rPr>
-              <w:t xml:space="preserve"> </w:t>
-            </w:r>
-            <w:proofErr w:type="gramStart"/>
-            <w:r>
-              <w:rPr>
-                <w:rFonts w:ascii="Calibri" w:hAnsi="Calibri" w:cs="Arial"/>
-                <w:i/>
-                <w:color w:val="548DD4"/>
-                <w:sz w:val="20"/>
-                <w:szCs w:val="20"/>
-                <w:lang w:eastAsia="es-CL"/>
-              </w:rPr>
-              <w:t>de acuerdo a</w:t>
-            </w:r>
-            <w:proofErr w:type="gramEnd"/>
-            <w:r>
-              <w:rPr>
-                <w:rFonts w:ascii="Calibri" w:hAnsi="Calibri" w:cs="Arial"/>
-                <w:i/>
-                <w:color w:val="548DD4"/>
-                <w:sz w:val="20"/>
-                <w:szCs w:val="20"/>
-                <w:lang w:eastAsia="es-CL"/>
-              </w:rPr>
-              <w:t xml:space="preserve"> tu planificación</w:t>
-            </w:r>
-            <w:r>
-              <w:rPr>
-                <w:rFonts w:ascii="Calibri" w:hAnsi="Calibri" w:cs="Arial"/>
-                <w:i/>
-                <w:color w:val="548DD4"/>
-                <w:sz w:val="20"/>
-                <w:szCs w:val="20"/>
-                <w:lang w:eastAsia="es-CL"/>
-              </w:rPr>
-              <w:t>,</w:t>
-            </w:r>
-            <w:r>
-              <w:rPr>
-                <w:rFonts w:ascii="Calibri" w:hAnsi="Calibri" w:cs="Arial"/>
-                <w:i/>
-                <w:color w:val="548DD4"/>
-                <w:sz w:val="20"/>
-                <w:szCs w:val="20"/>
-                <w:lang w:eastAsia="es-CL"/>
-              </w:rPr>
-              <w:t xml:space="preserve"> señala los motivos por lo</w:t>
-            </w:r>
-            <w:r>
-              <w:rPr>
-                <w:rFonts w:ascii="Calibri" w:hAnsi="Calibri" w:cs="Arial"/>
-                <w:i/>
-                <w:color w:val="548DD4"/>
-                <w:sz w:val="20"/>
-                <w:szCs w:val="20"/>
-                <w:lang w:eastAsia="es-CL"/>
-              </w:rPr>
-              <w:t>s</w:t>
-            </w:r>
-            <w:r>
-              <w:rPr>
-                <w:rFonts w:ascii="Calibri" w:hAnsi="Calibri" w:cs="Arial"/>
-                <w:i/>
-                <w:color w:val="548DD4"/>
-                <w:sz w:val="20"/>
-                <w:szCs w:val="20"/>
-                <w:lang w:eastAsia="es-CL"/>
-              </w:rPr>
-              <w:t xml:space="preserve"> que no has podido cumplir dichos plazos y qué estrategias utilizarás para avanzar en dichas actividades y no afectar tu proyecto APT. </w:t>
+                <w:bCs/>
+                <w:iCs/>
+                <w:sz w:val="20"/>
+                <w:szCs w:val="20"/>
+                <w:lang w:eastAsia="es-CL"/>
+              </w:rPr>
+              <w:t>No aplica, debido a que el desarrollo del proyecto se encuentra avanzando según el cronograma definido.</w:t>
             </w:r>
           </w:p>
           <w:p>
